--- a/docs/scm/SCM-Project-Review-2.docx
+++ b/docs/scm/SCM-Project-Review-2.docx
@@ -5,25 +5,56 @@
     <w:p>
       <w:pPr>
         <w:spacing w:after="40"/>
-        <w:jc w:val="center"/>
       </w:pPr>
       <w:r>
         <w:rPr>
           <w:b/>
+          <w:color w:val="0F766E"/>
+          <w:sz w:val="20"/>
         </w:rPr>
-        <w:t>Review 2</w:t>
+        <w:t>REVIEW 2</w:t>
+      </w:r>
+    </w:p>
+    <w:p>
+      <w:pPr>
+        <w:spacing w:after="40"/>
+      </w:pPr>
+      <w:r>
+        <w:rPr>
+          <w:b/>
+          <w:color w:val="1F2A44"/>
+          <w:sz w:val="52"/>
+        </w:rPr>
+        <w:t>SCM Project Review</w:t>
       </w:r>
     </w:p>
     <w:p>
       <w:pPr>
         <w:spacing w:after="200"/>
-        <w:jc w:val="center"/>
+        <w:pBdr>
+          <w:bottom w:val="single" w:sz="12" w:space="3" w:color="0F766E"/>
+        </w:pBdr>
+      </w:pPr>
+      <w:r>
+        <w:rPr>
+          <w:b w:val="0"/>
+          <w:color w:val="555B66"/>
+          <w:sz w:val="26"/>
+        </w:rPr>
+        <w:t>Merge Conflict: a narrative browser game that teaches Software Configuration Management</w:t>
+      </w:r>
+    </w:p>
+    <w:p>
+      <w:pPr>
+        <w:spacing w:after="0"/>
       </w:pPr>
       <w:r>
         <w:rPr>
           <w:b/>
+          <w:color w:val="555B66"/>
+          <w:sz w:val="18"/>
         </w:rPr>
-        <w:t>SCM Project Review</w:t>
+        <w:t>Project Title</w:t>
       </w:r>
     </w:p>
     <w:p>
@@ -33,17 +64,20 @@
       <w:r>
         <w:rPr>
           <w:b/>
+          <w:sz w:val="24"/>
         </w:rPr>
-        <w:t>Project Title: Merge Conflict, a narrative browser game that teaches Software Configuration Management</w:t>
+        <w:t>Merge Conflict</w:t>
       </w:r>
     </w:p>
     <w:p>
       <w:pPr>
-        <w:spacing w:after="40"/>
+        <w:spacing w:after="0"/>
       </w:pPr>
       <w:r>
         <w:rPr>
           <w:b/>
+          <w:color w:val="555B66"/>
+          <w:sz w:val="18"/>
         </w:rPr>
         <w:t>Team Members</w:t>
       </w:r>
@@ -56,23 +90,26 @@
         <w:rPr>
           <w:b w:val="0"/>
         </w:rPr>
-        <w:t>Aditya Raj Arora 24MIS0292</w:t>
+        <w:t>Aditya Raj Arora     24MIS0292</w:t>
       </w:r>
     </w:p>
     <w:p>
       <w:pPr>
-        <w:spacing w:after="200"/>
+        <w:spacing w:after="160"/>
       </w:pPr>
       <w:r>
         <w:rPr>
           <w:b w:val="0"/>
         </w:rPr>
-        <w:t>Mukta Motwani 24MIS0312</w:t>
+        <w:t>Mukta Motwani      24MIS0312</w:t>
       </w:r>
     </w:p>
     <w:p>
       <w:pPr>
         <w:pStyle w:val="Heading1"/>
+        <w:pBdr>
+          <w:bottom w:val="single" w:sz="8" w:space="3" w:color="1F2A44"/>
+        </w:pBdr>
       </w:pPr>
       <w:r>
         <w:t>Project Completion Summary</w:t>
@@ -94,25 +131,47 @@
         <w:tblStyle w:val="TableGrid"/>
         <w:tblW w:type="auto" w:w="0"/>
         <w:tblLook w:firstColumn="1" w:firstRow="1" w:lastColumn="0" w:lastRow="0" w:noHBand="0" w:noVBand="1" w:val="04A0"/>
+        <w:tblBorders>
+          <w:top w:val="single" w:sz="4" w:color="C9CED6"/>
+          <w:left w:val="single" w:sz="4" w:color="C9CED6"/>
+          <w:bottom w:val="single" w:sz="4" w:color="C9CED6"/>
+          <w:right w:val="single" w:sz="4" w:color="C9CED6"/>
+          <w:insideH w:val="single" w:sz="4" w:color="C9CED6"/>
+          <w:insideV w:val="single" w:sz="4" w:color="C9CED6"/>
+        </w:tblBorders>
+        <w:tblCellMar>
+          <w:top w:w="60" w:type="dxa"/>
+          <w:bottom w:w="60" w:type="dxa"/>
+          <w:left w:w="100" w:type="dxa"/>
+          <w:right w:w="100" w:type="dxa"/>
+        </w:tblCellMar>
       </w:tblPr>
       <w:tblGrid>
-        <w:gridCol w:w="2408"/>
-        <w:gridCol w:w="2408"/>
-        <w:gridCol w:w="2408"/>
-        <w:gridCol w:w="2408"/>
+        <w:gridCol w:w="2436"/>
+        <w:gridCol w:w="2436"/>
+        <w:gridCol w:w="2436"/>
+        <w:gridCol w:w="2436"/>
       </w:tblGrid>
       <w:tr>
+        <w:trPr>
+          <w:tblHeader/>
+          <w:cantSplit/>
+        </w:trPr>
         <w:tc>
           <w:tcPr>
             <w:tcW w:type="dxa" w:w="4252"/>
-            <w:shd w:val="clear" w:fill="D9D9D9"/>
+            <w:shd w:val="clear" w:fill="1F2A44"/>
           </w:tcPr>
           <w:p>
+            <w:pPr>
+              <w:keepNext/>
+            </w:pPr>
             <w:r/>
             <w:r>
               <w:rPr>
                 <w:b/>
-                <w:sz w:val="21"/>
+                <w:color w:val="FFFFFF"/>
+                <w:sz w:val="20"/>
               </w:rPr>
               <w:t>Area</w:t>
             </w:r>
@@ -121,14 +180,18 @@
         <w:tc>
           <w:tcPr>
             <w:tcW w:type="dxa" w:w="1417"/>
-            <w:shd w:val="clear" w:fill="D9D9D9"/>
+            <w:shd w:val="clear" w:fill="1F2A44"/>
           </w:tcPr>
           <w:p>
+            <w:pPr>
+              <w:keepNext/>
+            </w:pPr>
             <w:r/>
             <w:r>
               <w:rPr>
                 <w:b/>
-                <w:sz w:val="21"/>
+                <w:color w:val="FFFFFF"/>
+                <w:sz w:val="20"/>
               </w:rPr>
               <w:t>Planned</w:t>
             </w:r>
@@ -137,14 +200,18 @@
         <w:tc>
           <w:tcPr>
             <w:tcW w:type="dxa" w:w="1814"/>
-            <w:shd w:val="clear" w:fill="D9D9D9"/>
+            <w:shd w:val="clear" w:fill="1F2A44"/>
           </w:tcPr>
           <w:p>
+            <w:pPr>
+              <w:keepNext/>
+            </w:pPr>
             <w:r/>
             <w:r>
               <w:rPr>
                 <w:b/>
-                <w:sz w:val="21"/>
+                <w:color w:val="FFFFFF"/>
+                <w:sz w:val="20"/>
               </w:rPr>
               <w:t>Completed</w:t>
             </w:r>
@@ -153,14 +220,18 @@
         <w:tc>
           <w:tcPr>
             <w:tcW w:type="dxa" w:w="1701"/>
-            <w:shd w:val="clear" w:fill="D9D9D9"/>
+            <w:shd w:val="clear" w:fill="1F2A44"/>
           </w:tcPr>
           <w:p>
+            <w:pPr>
+              <w:keepNext/>
+            </w:pPr>
             <w:r/>
             <w:r>
               <w:rPr>
                 <w:b/>
-                <w:sz w:val="21"/>
+                <w:color w:val="FFFFFF"/>
+                <w:sz w:val="20"/>
               </w:rPr>
               <w:t>Completion</w:t>
             </w:r>
@@ -168,15 +239,22 @@
         </w:tc>
       </w:tr>
       <w:tr>
+        <w:trPr>
+          <w:cantSplit/>
+        </w:trPr>
         <w:tc>
           <w:tcPr>
             <w:tcW w:type="dxa" w:w="4252"/>
           </w:tcPr>
           <w:p>
+            <w:pPr>
+              <w:spacing w:after="0"/>
+            </w:pPr>
             <w:r/>
             <w:r>
               <w:rPr>
-                <w:sz w:val="21"/>
+                <w:b/>
+                <w:sz w:val="20"/>
               </w:rPr>
               <w:t>Game chapters (one per SCM discipline)</w:t>
             </w:r>
@@ -187,10 +265,13 @@
             <w:tcW w:type="dxa" w:w="1417"/>
           </w:tcPr>
           <w:p>
+            <w:pPr>
+              <w:spacing w:after="0"/>
+            </w:pPr>
             <w:r/>
             <w:r>
               <w:rPr>
-                <w:sz w:val="21"/>
+                <w:sz w:val="20"/>
               </w:rPr>
               <w:t>6</w:t>
             </w:r>
@@ -201,10 +282,13 @@
             <w:tcW w:type="dxa" w:w="1814"/>
           </w:tcPr>
           <w:p>
+            <w:pPr>
+              <w:spacing w:after="0"/>
+            </w:pPr>
             <w:r/>
             <w:r>
               <w:rPr>
-                <w:sz w:val="21"/>
+                <w:sz w:val="20"/>
               </w:rPr>
               <w:t>6</w:t>
             </w:r>
@@ -215,10 +299,13 @@
             <w:tcW w:type="dxa" w:w="1701"/>
           </w:tcPr>
           <w:p>
+            <w:pPr>
+              <w:spacing w:after="0"/>
+            </w:pPr>
             <w:r/>
             <w:r>
               <w:rPr>
-                <w:sz w:val="21"/>
+                <w:sz w:val="20"/>
               </w:rPr>
               <w:t>100%</w:t>
             </w:r>
@@ -226,15 +313,23 @@
         </w:tc>
       </w:tr>
       <w:tr>
+        <w:trPr>
+          <w:cantSplit/>
+        </w:trPr>
         <w:tc>
           <w:tcPr>
             <w:tcW w:type="dxa" w:w="4252"/>
+            <w:shd w:val="clear" w:fill="F1F4F8"/>
           </w:tcPr>
           <w:p>
+            <w:pPr>
+              <w:spacing w:after="0"/>
+            </w:pPr>
             <w:r/>
             <w:r>
               <w:rPr>
-                <w:sz w:val="21"/>
+                <w:b/>
+                <w:sz w:val="20"/>
               </w:rPr>
               <w:t>Baselines cut and audited (BL-01 to BL-27 in the register)</w:t>
             </w:r>
@@ -243,12 +338,16 @@
         <w:tc>
           <w:tcPr>
             <w:tcW w:type="dxa" w:w="1417"/>
+            <w:shd w:val="clear" w:fill="F1F4F8"/>
           </w:tcPr>
           <w:p>
+            <w:pPr>
+              <w:spacing w:after="0"/>
+            </w:pPr>
             <w:r/>
             <w:r>
               <w:rPr>
-                <w:sz w:val="21"/>
+                <w:sz w:val="20"/>
               </w:rPr>
               <w:t>27</w:t>
             </w:r>
@@ -257,12 +356,16 @@
         <w:tc>
           <w:tcPr>
             <w:tcW w:type="dxa" w:w="1814"/>
+            <w:shd w:val="clear" w:fill="F1F4F8"/>
           </w:tcPr>
           <w:p>
+            <w:pPr>
+              <w:spacing w:after="0"/>
+            </w:pPr>
             <w:r/>
             <w:r>
               <w:rPr>
-                <w:sz w:val="21"/>
+                <w:sz w:val="20"/>
               </w:rPr>
               <w:t>27</w:t>
             </w:r>
@@ -271,12 +374,16 @@
         <w:tc>
           <w:tcPr>
             <w:tcW w:type="dxa" w:w="1701"/>
+            <w:shd w:val="clear" w:fill="F1F4F8"/>
           </w:tcPr>
           <w:p>
+            <w:pPr>
+              <w:spacing w:after="0"/>
+            </w:pPr>
             <w:r/>
             <w:r>
               <w:rPr>
-                <w:sz w:val="21"/>
+                <w:sz w:val="20"/>
               </w:rPr>
               <w:t>100%</w:t>
             </w:r>
@@ -284,15 +391,22 @@
         </w:tc>
       </w:tr>
       <w:tr>
+        <w:trPr>
+          <w:cantSplit/>
+        </w:trPr>
         <w:tc>
           <w:tcPr>
             <w:tcW w:type="dxa" w:w="4252"/>
           </w:tcPr>
           <w:p>
+            <w:pPr>
+              <w:spacing w:after="0"/>
+            </w:pPr>
             <w:r/>
             <w:r>
               <w:rPr>
-                <w:sz w:val="21"/>
+                <w:b/>
+                <w:sz w:val="20"/>
               </w:rPr>
               <w:t>Change requests raised and closed (CR-001 to CR-121)</w:t>
             </w:r>
@@ -303,10 +417,13 @@
             <w:tcW w:type="dxa" w:w="1417"/>
           </w:tcPr>
           <w:p>
+            <w:pPr>
+              <w:spacing w:after="0"/>
+            </w:pPr>
             <w:r/>
             <w:r>
               <w:rPr>
-                <w:sz w:val="21"/>
+                <w:sz w:val="20"/>
               </w:rPr>
               <w:t>121</w:t>
             </w:r>
@@ -317,10 +434,13 @@
             <w:tcW w:type="dxa" w:w="1814"/>
           </w:tcPr>
           <w:p>
+            <w:pPr>
+              <w:spacing w:after="0"/>
+            </w:pPr>
             <w:r/>
             <w:r>
               <w:rPr>
-                <w:sz w:val="21"/>
+                <w:sz w:val="20"/>
               </w:rPr>
               <w:t>121</w:t>
             </w:r>
@@ -331,10 +451,13 @@
             <w:tcW w:type="dxa" w:w="1701"/>
           </w:tcPr>
           <w:p>
+            <w:pPr>
+              <w:spacing w:after="0"/>
+            </w:pPr>
             <w:r/>
             <w:r>
               <w:rPr>
-                <w:sz w:val="21"/>
+                <w:sz w:val="20"/>
               </w:rPr>
               <w:t>100%</w:t>
             </w:r>
@@ -342,15 +465,23 @@
         </w:tc>
       </w:tr>
       <w:tr>
+        <w:trPr>
+          <w:cantSplit/>
+        </w:trPr>
         <w:tc>
           <w:tcPr>
             <w:tcW w:type="dxa" w:w="4252"/>
+            <w:shd w:val="clear" w:fill="F1F4F8"/>
           </w:tcPr>
           <w:p>
+            <w:pPr>
+              <w:spacing w:after="0"/>
+            </w:pPr>
             <w:r/>
             <w:r>
               <w:rPr>
-                <w:sz w:val="21"/>
+                <w:b/>
+                <w:sz w:val="20"/>
               </w:rPr>
               <w:t>Semantic version releases (v0.1.0 to v0.13.0)</w:t>
             </w:r>
@@ -359,12 +490,16 @@
         <w:tc>
           <w:tcPr>
             <w:tcW w:type="dxa" w:w="1417"/>
+            <w:shd w:val="clear" w:fill="F1F4F8"/>
           </w:tcPr>
           <w:p>
+            <w:pPr>
+              <w:spacing w:after="0"/>
+            </w:pPr>
             <w:r/>
             <w:r>
               <w:rPr>
-                <w:sz w:val="21"/>
+                <w:sz w:val="20"/>
               </w:rPr>
               <w:t>28</w:t>
             </w:r>
@@ -373,12 +508,16 @@
         <w:tc>
           <w:tcPr>
             <w:tcW w:type="dxa" w:w="1814"/>
+            <w:shd w:val="clear" w:fill="F1F4F8"/>
           </w:tcPr>
           <w:p>
+            <w:pPr>
+              <w:spacing w:after="0"/>
+            </w:pPr>
             <w:r/>
             <w:r>
               <w:rPr>
-                <w:sz w:val="21"/>
+                <w:sz w:val="20"/>
               </w:rPr>
               <w:t>28</w:t>
             </w:r>
@@ -387,12 +526,16 @@
         <w:tc>
           <w:tcPr>
             <w:tcW w:type="dxa" w:w="1701"/>
+            <w:shd w:val="clear" w:fill="F1F4F8"/>
           </w:tcPr>
           <w:p>
+            <w:pPr>
+              <w:spacing w:after="0"/>
+            </w:pPr>
             <w:r/>
             <w:r>
               <w:rPr>
-                <w:sz w:val="21"/>
+                <w:sz w:val="20"/>
               </w:rPr>
               <w:t>100%</w:t>
             </w:r>
@@ -400,15 +543,22 @@
         </w:tc>
       </w:tr>
       <w:tr>
+        <w:trPr>
+          <w:cantSplit/>
+        </w:trPr>
         <w:tc>
           <w:tcPr>
             <w:tcW w:type="dxa" w:w="4252"/>
           </w:tcPr>
           <w:p>
+            <w:pPr>
+              <w:spacing w:after="0"/>
+            </w:pPr>
             <w:r/>
             <w:r>
               <w:rPr>
-                <w:sz w:val="21"/>
+                <w:b/>
+                <w:sz w:val="20"/>
               </w:rPr>
               <w:t>Automated tests (16 test files)</w:t>
             </w:r>
@@ -419,10 +569,13 @@
             <w:tcW w:type="dxa" w:w="1417"/>
           </w:tcPr>
           <w:p>
+            <w:pPr>
+              <w:spacing w:after="0"/>
+            </w:pPr>
             <w:r/>
             <w:r>
               <w:rPr>
-                <w:sz w:val="21"/>
+                <w:sz w:val="20"/>
               </w:rPr>
               <w:t>545</w:t>
             </w:r>
@@ -433,10 +586,13 @@
             <w:tcW w:type="dxa" w:w="1814"/>
           </w:tcPr>
           <w:p>
+            <w:pPr>
+              <w:spacing w:after="0"/>
+            </w:pPr>
             <w:r/>
             <w:r>
               <w:rPr>
-                <w:sz w:val="21"/>
+                <w:sz w:val="20"/>
               </w:rPr>
               <w:t>545 passing</w:t>
             </w:r>
@@ -447,10 +603,13 @@
             <w:tcW w:type="dxa" w:w="1701"/>
           </w:tcPr>
           <w:p>
+            <w:pPr>
+              <w:spacing w:after="0"/>
+            </w:pPr>
             <w:r/>
             <w:r>
               <w:rPr>
-                <w:sz w:val="21"/>
+                <w:sz w:val="20"/>
               </w:rPr>
               <w:t>100%</w:t>
             </w:r>
@@ -458,15 +617,23 @@
         </w:tc>
       </w:tr>
       <w:tr>
+        <w:trPr>
+          <w:cantSplit/>
+        </w:trPr>
         <w:tc>
           <w:tcPr>
             <w:tcW w:type="dxa" w:w="4252"/>
+            <w:shd w:val="clear" w:fill="F1F4F8"/>
           </w:tcPr>
           <w:p>
+            <w:pPr>
+              <w:spacing w:after="0"/>
+            </w:pPr>
             <w:r/>
             <w:r>
               <w:rPr>
-                <w:sz w:val="21"/>
+                <w:b/>
+                <w:sz w:val="20"/>
               </w:rPr>
               <w:t>SCM tools in the toolchain map</w:t>
             </w:r>
@@ -475,12 +642,16 @@
         <w:tc>
           <w:tcPr>
             <w:tcW w:type="dxa" w:w="1417"/>
+            <w:shd w:val="clear" w:fill="F1F4F8"/>
           </w:tcPr>
           <w:p>
+            <w:pPr>
+              <w:spacing w:after="0"/>
+            </w:pPr>
             <w:r/>
             <w:r>
               <w:rPr>
-                <w:sz w:val="21"/>
+                <w:sz w:val="20"/>
               </w:rPr>
               <w:t>17</w:t>
             </w:r>
@@ -489,12 +660,16 @@
         <w:tc>
           <w:tcPr>
             <w:tcW w:type="dxa" w:w="1814"/>
+            <w:shd w:val="clear" w:fill="F1F4F8"/>
           </w:tcPr>
           <w:p>
+            <w:pPr>
+              <w:spacing w:after="0"/>
+            </w:pPr>
             <w:r/>
             <w:r>
               <w:rPr>
-                <w:sz w:val="21"/>
+                <w:sz w:val="20"/>
               </w:rPr>
               <w:t>17 in use</w:t>
             </w:r>
@@ -503,12 +678,16 @@
         <w:tc>
           <w:tcPr>
             <w:tcW w:type="dxa" w:w="1701"/>
+            <w:shd w:val="clear" w:fill="F1F4F8"/>
           </w:tcPr>
           <w:p>
+            <w:pPr>
+              <w:spacing w:after="0"/>
+            </w:pPr>
             <w:r/>
             <w:r>
               <w:rPr>
-                <w:sz w:val="21"/>
+                <w:sz w:val="20"/>
               </w:rPr>
               <w:t>100%</w:t>
             </w:r>
@@ -518,7 +697,7 @@
     </w:tbl>
     <w:p>
       <w:pPr>
-        <w:spacing w:after="40"/>
+        <w:spacing w:after="80"/>
       </w:pPr>
     </w:p>
     <w:p>
@@ -535,6 +714,9 @@
     <w:p>
       <w:pPr>
         <w:pStyle w:val="Heading1"/>
+        <w:pBdr>
+          <w:bottom w:val="single" w:sz="8" w:space="3" w:color="1F2A44"/>
+        </w:pBdr>
       </w:pPr>
       <w:r>
         <w:t>1. SCM Status Accounting and Information Gathering</w:t>
@@ -573,7 +755,7 @@
     <w:p>
       <w:pPr>
         <w:pStyle w:val="ListBullet"/>
-        <w:spacing w:after="40"/>
+        <w:spacing w:after="60"/>
       </w:pPr>
       <w:r>
         <w:t>Git history, which holds 125 commits. Every commit follows the Conventional Commits format and ends with a Refs footer pointing to a change request number.</w:t>
@@ -582,7 +764,7 @@
     <w:p>
       <w:pPr>
         <w:pStyle w:val="ListBullet"/>
-        <w:spacing w:after="40"/>
+        <w:spacing w:after="60"/>
       </w:pPr>
       <w:r>
         <w:t>GitHub Issues, where each change request (CR-NNN) is filed with the change request template, and GitHub Projects, which shows the live board of open, in progress and done work.</w:t>
@@ -591,7 +773,7 @@
     <w:p>
       <w:pPr>
         <w:pStyle w:val="ListBullet"/>
-        <w:spacing w:after="40"/>
+        <w:spacing w:after="60"/>
       </w:pPr>
       <w:r>
         <w:t>The status ledger (docs/scm/STATUS-LEDGER.md), a point in time table that shows which version of each item is running in which environment.</w:t>
@@ -600,7 +782,7 @@
     <w:p>
       <w:pPr>
         <w:pStyle w:val="ListBullet"/>
-        <w:spacing w:after="40"/>
+        <w:spacing w:after="60"/>
       </w:pPr>
       <w:r>
         <w:t>The baseline register (docs/scm/BASELINE-REGISTER.md), which is append only. A wrong entry is never edited. It is corrected by a new change request and a note.</w:t>
@@ -619,23 +801,45 @@
         <w:tblStyle w:val="TableGrid"/>
         <w:tblW w:type="auto" w:w="0"/>
         <w:tblLook w:firstColumn="1" w:firstRow="1" w:lastColumn="0" w:lastRow="0" w:noHBand="0" w:noVBand="1" w:val="04A0"/>
+        <w:tblBorders>
+          <w:top w:val="single" w:sz="4" w:color="C9CED6"/>
+          <w:left w:val="single" w:sz="4" w:color="C9CED6"/>
+          <w:bottom w:val="single" w:sz="4" w:color="C9CED6"/>
+          <w:right w:val="single" w:sz="4" w:color="C9CED6"/>
+          <w:insideH w:val="single" w:sz="4" w:color="C9CED6"/>
+          <w:insideV w:val="single" w:sz="4" w:color="C9CED6"/>
+        </w:tblBorders>
+        <w:tblCellMar>
+          <w:top w:w="60" w:type="dxa"/>
+          <w:bottom w:w="60" w:type="dxa"/>
+          <w:left w:w="100" w:type="dxa"/>
+          <w:right w:w="100" w:type="dxa"/>
+        </w:tblCellMar>
       </w:tblPr>
       <w:tblGrid>
-        <w:gridCol w:w="4816"/>
-        <w:gridCol w:w="4816"/>
+        <w:gridCol w:w="4873"/>
+        <w:gridCol w:w="4873"/>
       </w:tblGrid>
       <w:tr>
+        <w:trPr>
+          <w:tblHeader/>
+          <w:cantSplit/>
+        </w:trPr>
         <w:tc>
           <w:tcPr>
             <w:tcW w:type="dxa" w:w="1814"/>
-            <w:shd w:val="clear" w:fill="D9D9D9"/>
+            <w:shd w:val="clear" w:fill="1F2A44"/>
           </w:tcPr>
           <w:p>
+            <w:pPr>
+              <w:keepNext/>
+            </w:pPr>
             <w:r/>
             <w:r>
               <w:rPr>
                 <w:b/>
-                <w:sz w:val="21"/>
+                <w:color w:val="FFFFFF"/>
+                <w:sz w:val="20"/>
               </w:rPr>
               <w:t>Aspect</w:t>
             </w:r>
@@ -644,14 +848,18 @@
         <w:tc>
           <w:tcPr>
             <w:tcW w:type="dxa" w:w="7370"/>
-            <w:shd w:val="clear" w:fill="D9D9D9"/>
+            <w:shd w:val="clear" w:fill="1F2A44"/>
           </w:tcPr>
           <w:p>
+            <w:pPr>
+              <w:keepNext/>
+            </w:pPr>
             <w:r/>
             <w:r>
               <w:rPr>
                 <w:b/>
-                <w:sz w:val="21"/>
+                <w:color w:val="FFFFFF"/>
+                <w:sz w:val="20"/>
               </w:rPr>
               <w:t>Present status</w:t>
             </w:r>
@@ -659,15 +867,21 @@
         </w:tc>
       </w:tr>
       <w:tr>
+        <w:trPr>
+          <w:cantSplit/>
+        </w:trPr>
         <w:tc>
           <w:tcPr>
             <w:tcW w:type="dxa" w:w="1814"/>
           </w:tcPr>
           <w:p>
+            <w:pPr>
+              <w:spacing w:after="0"/>
+            </w:pPr>
             <w:r/>
             <w:r>
               <w:rPr>
-                <w:sz w:val="21"/>
+                <w:sz w:val="20"/>
               </w:rPr>
               <w:t>Versions</w:t>
             </w:r>
@@ -678,10 +892,13 @@
             <w:tcW w:type="dxa" w:w="7370"/>
           </w:tcPr>
           <w:p>
+            <w:pPr>
+              <w:spacing w:after="0"/>
+            </w:pPr>
             <w:r/>
             <w:r>
               <w:rPr>
-                <w:sz w:val="21"/>
+                <w:sz w:val="20"/>
               </w:rPr>
               <w:t>Product version 0.13.0 in package.json. 28 semantic version tags from v0.1.0 to v0.13.0. The product is in the 0.x range, so a minor bump marks a new mechanic or chapter and a patch marks a fix or content tuning.</w:t>
             </w:r>
@@ -689,15 +906,22 @@
         </w:tc>
       </w:tr>
       <w:tr>
+        <w:trPr>
+          <w:cantSplit/>
+        </w:trPr>
         <w:tc>
           <w:tcPr>
             <w:tcW w:type="dxa" w:w="1814"/>
+            <w:shd w:val="clear" w:fill="F1F4F8"/>
           </w:tcPr>
           <w:p>
+            <w:pPr>
+              <w:spacing w:after="0"/>
+            </w:pPr>
             <w:r/>
             <w:r>
               <w:rPr>
-                <w:sz w:val="21"/>
+                <w:sz w:val="20"/>
               </w:rPr>
               <w:t>Changes</w:t>
             </w:r>
@@ -706,12 +930,16 @@
         <w:tc>
           <w:tcPr>
             <w:tcW w:type="dxa" w:w="7370"/>
+            <w:shd w:val="clear" w:fill="F1F4F8"/>
           </w:tcPr>
           <w:p>
+            <w:pPr>
+              <w:spacing w:after="0"/>
+            </w:pPr>
             <w:r/>
             <w:r>
               <w:rPr>
-                <w:sz w:val="21"/>
+                <w:sz w:val="20"/>
               </w:rPr>
               <w:t>121 change requests, CR-001 to CR-121, all closed. Latest closed items: CR-119 graph legibility, CR-120 and CR-121 inspectable graph.</w:t>
             </w:r>
@@ -719,15 +947,21 @@
         </w:tc>
       </w:tr>
       <w:tr>
+        <w:trPr>
+          <w:cantSplit/>
+        </w:trPr>
         <w:tc>
           <w:tcPr>
             <w:tcW w:type="dxa" w:w="1814"/>
           </w:tcPr>
           <w:p>
+            <w:pPr>
+              <w:spacing w:after="0"/>
+            </w:pPr>
             <w:r/>
             <w:r>
               <w:rPr>
-                <w:sz w:val="21"/>
+                <w:sz w:val="20"/>
               </w:rPr>
               <w:t>Approvals</w:t>
             </w:r>
@@ -738,10 +972,13 @@
             <w:tcW w:type="dxa" w:w="7370"/>
           </w:tcPr>
           <w:p>
+            <w:pPr>
+              <w:spacing w:after="0"/>
+            </w:pPr>
             <w:r/>
             <w:r>
               <w:rPr>
-                <w:sz w:val="21"/>
+                <w:sz w:val="20"/>
               </w:rPr>
               <w:t>Every merge goes through a pull request with required status checks, CODEOWNERS review and a signed commit. Every baseline tag is GPG signed and lists its approver in the register.</w:t>
             </w:r>
@@ -749,15 +986,22 @@
         </w:tc>
       </w:tr>
       <w:tr>
+        <w:trPr>
+          <w:cantSplit/>
+        </w:trPr>
         <w:tc>
           <w:tcPr>
             <w:tcW w:type="dxa" w:w="1814"/>
+            <w:shd w:val="clear" w:fill="F1F4F8"/>
           </w:tcPr>
           <w:p>
+            <w:pPr>
+              <w:spacing w:after="0"/>
+            </w:pPr>
             <w:r/>
             <w:r>
               <w:rPr>
-                <w:sz w:val="21"/>
+                <w:sz w:val="20"/>
               </w:rPr>
               <w:t>Baselines</w:t>
             </w:r>
@@ -766,12 +1010,16 @@
         <w:tc>
           <w:tcPr>
             <w:tcW w:type="dxa" w:w="7370"/>
+            <w:shd w:val="clear" w:fill="F1F4F8"/>
           </w:tcPr>
           <w:p>
+            <w:pPr>
+              <w:spacing w:after="0"/>
+            </w:pPr>
             <w:r/>
             <w:r>
               <w:rPr>
-                <w:sz w:val="21"/>
+                <w:sz w:val="20"/>
               </w:rPr>
               <w:t>28 baseline tags exist, from BL-01-identification-intro to BL-28-shared-chapter-graph. 27 are recorded and audited in the register.</w:t>
             </w:r>
@@ -779,15 +1027,21 @@
         </w:tc>
       </w:tr>
       <w:tr>
+        <w:trPr>
+          <w:cantSplit/>
+        </w:trPr>
         <w:tc>
           <w:tcPr>
             <w:tcW w:type="dxa" w:w="1814"/>
           </w:tcPr>
           <w:p>
+            <w:pPr>
+              <w:spacing w:after="0"/>
+            </w:pPr>
             <w:r/>
             <w:r>
               <w:rPr>
-                <w:sz w:val="21"/>
+                <w:sz w:val="20"/>
               </w:rPr>
               <w:t>Releases</w:t>
             </w:r>
@@ -798,10 +1052,13 @@
             <w:tcW w:type="dxa" w:w="7370"/>
           </w:tcPr>
           <w:p>
+            <w:pPr>
+              <w:spacing w:after="0"/>
+            </w:pPr>
             <w:r/>
             <w:r>
               <w:rPr>
-                <w:sz w:val="21"/>
+                <w:sz w:val="20"/>
               </w:rPr>
               <w:t>release-please opens a release pull request from the commit history. Merging it cuts the tag. The last three releases are v0.11.1, v0.12.0 and v0.13.0.</w:t>
             </w:r>
@@ -809,15 +1066,22 @@
         </w:tc>
       </w:tr>
       <w:tr>
+        <w:trPr>
+          <w:cantSplit/>
+        </w:trPr>
         <w:tc>
           <w:tcPr>
             <w:tcW w:type="dxa" w:w="1814"/>
+            <w:shd w:val="clear" w:fill="F1F4F8"/>
           </w:tcPr>
           <w:p>
+            <w:pPr>
+              <w:spacing w:after="0"/>
+            </w:pPr>
             <w:r/>
             <w:r>
               <w:rPr>
-                <w:sz w:val="21"/>
+                <w:sz w:val="20"/>
               </w:rPr>
               <w:t>Environments</w:t>
             </w:r>
@@ -826,12 +1090,16 @@
         <w:tc>
           <w:tcPr>
             <w:tcW w:type="dxa" w:w="7370"/>
+            <w:shd w:val="clear" w:fill="F1F4F8"/>
           </w:tcPr>
           <w:p>
+            <w:pPr>
+              <w:spacing w:after="0"/>
+            </w:pPr>
             <w:r/>
             <w:r>
               <w:rPr>
-                <w:sz w:val="21"/>
+                <w:sz w:val="20"/>
               </w:rPr>
               <w:t>develop deploys to staging on Vercel after a five minute wait timer. Version tags deploy to production on GitHub Pages behind a required reviewer.</w:t>
             </w:r>
@@ -841,7 +1109,7 @@
     </w:tbl>
     <w:p>
       <w:pPr>
-        <w:spacing w:after="40"/>
+        <w:spacing w:after="80"/>
       </w:pPr>
     </w:p>
     <w:p>
@@ -868,26 +1136,48 @@
         <w:tblStyle w:val="TableGrid"/>
         <w:tblW w:type="auto" w:w="0"/>
         <w:tblLook w:firstColumn="1" w:firstRow="1" w:lastColumn="0" w:lastRow="0" w:noHBand="0" w:noVBand="1" w:val="04A0"/>
+        <w:tblBorders>
+          <w:top w:val="single" w:sz="4" w:color="C9CED6"/>
+          <w:left w:val="single" w:sz="4" w:color="C9CED6"/>
+          <w:bottom w:val="single" w:sz="4" w:color="C9CED6"/>
+          <w:right w:val="single" w:sz="4" w:color="C9CED6"/>
+          <w:insideH w:val="single" w:sz="4" w:color="C9CED6"/>
+          <w:insideV w:val="single" w:sz="4" w:color="C9CED6"/>
+        </w:tblBorders>
+        <w:tblCellMar>
+          <w:top w:w="60" w:type="dxa"/>
+          <w:bottom w:w="60" w:type="dxa"/>
+          <w:left w:w="100" w:type="dxa"/>
+          <w:right w:w="100" w:type="dxa"/>
+        </w:tblCellMar>
       </w:tblPr>
       <w:tblGrid>
-        <w:gridCol w:w="1926"/>
-        <w:gridCol w:w="1926"/>
-        <w:gridCol w:w="1926"/>
-        <w:gridCol w:w="1926"/>
-        <w:gridCol w:w="1926"/>
+        <w:gridCol w:w="1949"/>
+        <w:gridCol w:w="1949"/>
+        <w:gridCol w:w="1949"/>
+        <w:gridCol w:w="1949"/>
+        <w:gridCol w:w="1949"/>
       </w:tblGrid>
       <w:tr>
+        <w:trPr>
+          <w:tblHeader/>
+          <w:cantSplit/>
+        </w:trPr>
         <w:tc>
           <w:tcPr>
             <w:tcW w:type="dxa" w:w="2438"/>
-            <w:shd w:val="clear" w:fill="D9D9D9"/>
+            <w:shd w:val="clear" w:fill="1F2A44"/>
           </w:tcPr>
           <w:p>
+            <w:pPr>
+              <w:keepNext/>
+            </w:pPr>
             <w:r/>
             <w:r>
               <w:rPr>
                 <w:b/>
-                <w:sz w:val="21"/>
+                <w:color w:val="FFFFFF"/>
+                <w:sz w:val="20"/>
               </w:rPr>
               <w:t>Item</w:t>
             </w:r>
@@ -896,14 +1186,18 @@
         <w:tc>
           <w:tcPr>
             <w:tcW w:type="dxa" w:w="1474"/>
-            <w:shd w:val="clear" w:fill="D9D9D9"/>
+            <w:shd w:val="clear" w:fill="1F2A44"/>
           </w:tcPr>
           <w:p>
+            <w:pPr>
+              <w:keepNext/>
+            </w:pPr>
             <w:r/>
             <w:r>
               <w:rPr>
                 <w:b/>
-                <w:sz w:val="21"/>
+                <w:color w:val="FFFFFF"/>
+                <w:sz w:val="20"/>
               </w:rPr>
               <w:t>Version</w:t>
             </w:r>
@@ -912,14 +1206,18 @@
         <w:tc>
           <w:tcPr>
             <w:tcW w:type="dxa" w:w="1474"/>
-            <w:shd w:val="clear" w:fill="D9D9D9"/>
+            <w:shd w:val="clear" w:fill="1F2A44"/>
           </w:tcPr>
           <w:p>
+            <w:pPr>
+              <w:keepNext/>
+            </w:pPr>
             <w:r/>
             <w:r>
               <w:rPr>
                 <w:b/>
-                <w:sz w:val="21"/>
+                <w:color w:val="FFFFFF"/>
+                <w:sz w:val="20"/>
               </w:rPr>
               <w:t>Environment</w:t>
             </w:r>
@@ -928,14 +1226,18 @@
         <w:tc>
           <w:tcPr>
             <w:tcW w:type="dxa" w:w="2835"/>
-            <w:shd w:val="clear" w:fill="D9D9D9"/>
+            <w:shd w:val="clear" w:fill="1F2A44"/>
           </w:tcPr>
           <w:p>
+            <w:pPr>
+              <w:keepNext/>
+            </w:pPr>
             <w:r/>
             <w:r>
               <w:rPr>
                 <w:b/>
-                <w:sz w:val="21"/>
+                <w:color w:val="FFFFFF"/>
+                <w:sz w:val="20"/>
               </w:rPr>
               <w:t>Last change</w:t>
             </w:r>
@@ -944,14 +1246,18 @@
         <w:tc>
           <w:tcPr>
             <w:tcW w:type="dxa" w:w="964"/>
-            <w:shd w:val="clear" w:fill="D9D9D9"/>
+            <w:shd w:val="clear" w:fill="1F2A44"/>
           </w:tcPr>
           <w:p>
+            <w:pPr>
+              <w:keepNext/>
+            </w:pPr>
             <w:r/>
             <w:r>
               <w:rPr>
                 <w:b/>
-                <w:sz w:val="21"/>
+                <w:color w:val="FFFFFF"/>
+                <w:sz w:val="20"/>
               </w:rPr>
               <w:t>Open CRs</w:t>
             </w:r>
@@ -959,15 +1265,22 @@
         </w:tc>
       </w:tr>
       <w:tr>
+        <w:trPr>
+          <w:cantSplit/>
+        </w:trPr>
         <w:tc>
           <w:tcPr>
             <w:tcW w:type="dxa" w:w="2438"/>
           </w:tcPr>
           <w:p>
+            <w:pPr>
+              <w:spacing w:after="0"/>
+            </w:pPr>
             <w:r/>
             <w:r>
               <w:rPr>
-                <w:sz w:val="21"/>
+                <w:b/>
+                <w:sz w:val="20"/>
               </w:rPr>
               <w:t>CSCI-MC (whole app)</w:t>
             </w:r>
@@ -978,10 +1291,13 @@
             <w:tcW w:type="dxa" w:w="1474"/>
           </w:tcPr>
           <w:p>
+            <w:pPr>
+              <w:spacing w:after="0"/>
+            </w:pPr>
             <w:r/>
             <w:r>
               <w:rPr>
-                <w:sz w:val="21"/>
+                <w:sz w:val="20"/>
               </w:rPr>
               <w:t>v0.13.0 / BL-28</w:t>
             </w:r>
@@ -992,10 +1308,13 @@
             <w:tcW w:type="dxa" w:w="1474"/>
           </w:tcPr>
           <w:p>
+            <w:pPr>
+              <w:spacing w:after="0"/>
+            </w:pPr>
             <w:r/>
             <w:r>
               <w:rPr>
-                <w:sz w:val="21"/>
+                <w:sz w:val="20"/>
               </w:rPr>
               <w:t>prod and staging</w:t>
             </w:r>
@@ -1006,10 +1325,13 @@
             <w:tcW w:type="dxa" w:w="2835"/>
           </w:tcPr>
           <w:p>
+            <w:pPr>
+              <w:spacing w:after="0"/>
+            </w:pPr>
             <w:r/>
             <w:r>
               <w:rPr>
-                <w:sz w:val="21"/>
+                <w:sz w:val="20"/>
               </w:rPr>
               <w:t>2026-09-04, shared chapter graph</w:t>
             </w:r>
@@ -1020,10 +1342,13 @@
             <w:tcW w:type="dxa" w:w="964"/>
           </w:tcPr>
           <w:p>
+            <w:pPr>
+              <w:spacing w:after="0"/>
+            </w:pPr>
             <w:r/>
             <w:r>
               <w:rPr>
-                <w:sz w:val="21"/>
+                <w:sz w:val="20"/>
               </w:rPr>
               <w:t>0</w:t>
             </w:r>
@@ -1031,15 +1356,23 @@
         </w:tc>
       </w:tr>
       <w:tr>
+        <w:trPr>
+          <w:cantSplit/>
+        </w:trPr>
         <w:tc>
           <w:tcPr>
             <w:tcW w:type="dxa" w:w="2438"/>
+            <w:shd w:val="clear" w:fill="F1F4F8"/>
           </w:tcPr>
           <w:p>
+            <w:pPr>
+              <w:spacing w:after="0"/>
+            </w:pPr>
             <w:r/>
             <w:r>
               <w:rPr>
-                <w:sz w:val="21"/>
+                <w:b/>
+                <w:sz w:val="20"/>
               </w:rPr>
               <w:t>TLCSC-02-UI, LevelSelect</w:t>
             </w:r>
@@ -1048,12 +1381,16 @@
         <w:tc>
           <w:tcPr>
             <w:tcW w:type="dxa" w:w="1474"/>
+            <w:shd w:val="clear" w:fill="F1F4F8"/>
           </w:tcPr>
           <w:p>
+            <w:pPr>
+              <w:spacing w:after="0"/>
+            </w:pPr>
             <w:r/>
             <w:r>
               <w:rPr>
-                <w:sz w:val="21"/>
+                <w:sz w:val="20"/>
               </w:rPr>
               <w:t>_r4</w:t>
             </w:r>
@@ -1062,12 +1399,109 @@
         <w:tc>
           <w:tcPr>
             <w:tcW w:type="dxa" w:w="1474"/>
+            <w:shd w:val="clear" w:fill="F1F4F8"/>
           </w:tcPr>
           <w:p>
+            <w:pPr>
+              <w:spacing w:after="0"/>
+            </w:pPr>
             <w:r/>
             <w:r>
               <w:rPr>
-                <w:sz w:val="21"/>
+                <w:sz w:val="20"/>
+              </w:rPr>
+              <w:t>staging and prod</w:t>
+            </w:r>
+          </w:p>
+        </w:tc>
+        <w:tc>
+          <w:tcPr>
+            <w:tcW w:type="dxa" w:w="2835"/>
+            <w:shd w:val="clear" w:fill="F1F4F8"/>
+          </w:tcPr>
+          <w:p>
+            <w:pPr>
+              <w:spacing w:after="0"/>
+            </w:pPr>
+            <w:r/>
+            <w:r>
+              <w:rPr>
+                <w:sz w:val="20"/>
+              </w:rPr>
+              <w:t>2026-09-03, tier grouping and earn shortfall hints</w:t>
+            </w:r>
+          </w:p>
+        </w:tc>
+        <w:tc>
+          <w:tcPr>
+            <w:tcW w:type="dxa" w:w="964"/>
+            <w:shd w:val="clear" w:fill="F1F4F8"/>
+          </w:tcPr>
+          <w:p>
+            <w:pPr>
+              <w:spacing w:after="0"/>
+            </w:pPr>
+            <w:r/>
+            <w:r>
+              <w:rPr>
+                <w:sz w:val="20"/>
+              </w:rPr>
+              <w:t>0</w:t>
+            </w:r>
+          </w:p>
+        </w:tc>
+      </w:tr>
+      <w:tr>
+        <w:trPr>
+          <w:cantSplit/>
+        </w:trPr>
+        <w:tc>
+          <w:tcPr>
+            <w:tcW w:type="dxa" w:w="2438"/>
+          </w:tcPr>
+          <w:p>
+            <w:pPr>
+              <w:spacing w:after="0"/>
+            </w:pPr>
+            <w:r/>
+            <w:r>
+              <w:rPr>
+                <w:b/>
+                <w:sz w:val="20"/>
+              </w:rPr>
+              <w:t>TLCSC-02-UI, WelcomeScreen</w:t>
+            </w:r>
+          </w:p>
+        </w:tc>
+        <w:tc>
+          <w:tcPr>
+            <w:tcW w:type="dxa" w:w="1474"/>
+          </w:tcPr>
+          <w:p>
+            <w:pPr>
+              <w:spacing w:after="0"/>
+            </w:pPr>
+            <w:r/>
+            <w:r>
+              <w:rPr>
+                <w:sz w:val="20"/>
+              </w:rPr>
+              <w:t>_r2</w:t>
+            </w:r>
+          </w:p>
+        </w:tc>
+        <w:tc>
+          <w:tcPr>
+            <w:tcW w:type="dxa" w:w="1474"/>
+          </w:tcPr>
+          <w:p>
+            <w:pPr>
+              <w:spacing w:after="0"/>
+            </w:pPr>
+            <w:r/>
+            <w:r>
+              <w:rPr>
+                <w:sz w:val="20"/>
               </w:rPr>
               <w:t>staging and prod</w:t>
             </w:r>
@@ -1078,12 +1512,15 @@
             <w:tcW w:type="dxa" w:w="2835"/>
           </w:tcPr>
           <w:p>
+            <w:pPr>
+              <w:spacing w:after="0"/>
+            </w:pPr>
             <w:r/>
             <w:r>
               <w:rPr>
-                <w:sz w:val="21"/>
+                <w:sz w:val="20"/>
               </w:rPr>
-              <w:t>2026-09-03, tier grouping and earn shortfall hints</w:t>
+              <w:t>2026-09-04, progression text reads from TIERS</w:t>
             </w:r>
           </w:p>
         </w:tc>
@@ -1092,10 +1529,13 @@
             <w:tcW w:type="dxa" w:w="964"/>
           </w:tcPr>
           <w:p>
+            <w:pPr>
+              <w:spacing w:after="0"/>
+            </w:pPr>
             <w:r/>
             <w:r>
               <w:rPr>
-                <w:sz w:val="21"/>
+                <w:sz w:val="20"/>
               </w:rPr>
               <w:t>0</w:t>
             </w:r>
@@ -1103,17 +1543,120 @@
         </w:tc>
       </w:tr>
       <w:tr>
+        <w:trPr>
+          <w:cantSplit/>
+        </w:trPr>
+        <w:tc>
+          <w:tcPr>
+            <w:tcW w:type="dxa" w:w="2438"/>
+            <w:shd w:val="clear" w:fill="F1F4F8"/>
+          </w:tcPr>
+          <w:p>
+            <w:pPr>
+              <w:spacing w:after="0"/>
+            </w:pPr>
+            <w:r/>
+            <w:r>
+              <w:rPr>
+                <w:b/>
+                <w:sz w:val="20"/>
+              </w:rPr>
+              <w:t>TLCSC-02-UI, TitleScreen</w:t>
+            </w:r>
+          </w:p>
+        </w:tc>
+        <w:tc>
+          <w:tcPr>
+            <w:tcW w:type="dxa" w:w="1474"/>
+            <w:shd w:val="clear" w:fill="F1F4F8"/>
+          </w:tcPr>
+          <w:p>
+            <w:pPr>
+              <w:spacing w:after="0"/>
+            </w:pPr>
+            <w:r/>
+            <w:r>
+              <w:rPr>
+                <w:sz w:val="20"/>
+              </w:rPr>
+              <w:t>_r1</w:t>
+            </w:r>
+          </w:p>
+        </w:tc>
+        <w:tc>
+          <w:tcPr>
+            <w:tcW w:type="dxa" w:w="1474"/>
+            <w:shd w:val="clear" w:fill="F1F4F8"/>
+          </w:tcPr>
+          <w:p>
+            <w:pPr>
+              <w:spacing w:after="0"/>
+            </w:pPr>
+            <w:r/>
+            <w:r>
+              <w:rPr>
+                <w:sz w:val="20"/>
+              </w:rPr>
+              <w:t>staging and prod</w:t>
+            </w:r>
+          </w:p>
+        </w:tc>
+        <w:tc>
+          <w:tcPr>
+            <w:tcW w:type="dxa" w:w="2835"/>
+            <w:shd w:val="clear" w:fill="F1F4F8"/>
+          </w:tcPr>
+          <w:p>
+            <w:pPr>
+              <w:spacing w:after="0"/>
+            </w:pPr>
+            <w:r/>
+            <w:r>
+              <w:rPr>
+                <w:sz w:val="20"/>
+              </w:rPr>
+              <w:t>2026-09-03, new</w:t>
+            </w:r>
+          </w:p>
+        </w:tc>
+        <w:tc>
+          <w:tcPr>
+            <w:tcW w:type="dxa" w:w="964"/>
+            <w:shd w:val="clear" w:fill="F1F4F8"/>
+          </w:tcPr>
+          <w:p>
+            <w:pPr>
+              <w:spacing w:after="0"/>
+            </w:pPr>
+            <w:r/>
+            <w:r>
+              <w:rPr>
+                <w:sz w:val="20"/>
+              </w:rPr>
+              <w:t>0</w:t>
+            </w:r>
+          </w:p>
+        </w:tc>
+      </w:tr>
+      <w:tr>
+        <w:trPr>
+          <w:cantSplit/>
+        </w:trPr>
         <w:tc>
           <w:tcPr>
             <w:tcW w:type="dxa" w:w="2438"/>
           </w:tcPr>
           <w:p>
+            <w:pPr>
+              <w:spacing w:after="0"/>
+            </w:pPr>
             <w:r/>
             <w:r>
               <w:rPr>
-                <w:sz w:val="21"/>
+                <w:b/>
+                <w:sz w:val="20"/>
               </w:rPr>
-              <w:t>TLCSC-02-UI, WelcomeScreen</w:t>
+              <w:t>TLCSC-02-UI, ProjectBriefScreen</w:t>
             </w:r>
           </w:p>
         </w:tc>
@@ -1122,12 +1665,15 @@
             <w:tcW w:type="dxa" w:w="1474"/>
           </w:tcPr>
           <w:p>
+            <w:pPr>
+              <w:spacing w:after="0"/>
+            </w:pPr>
             <w:r/>
             <w:r>
               <w:rPr>
-                <w:sz w:val="21"/>
+                <w:sz w:val="20"/>
               </w:rPr>
-              <w:t>_r2</w:t>
+              <w:t>_r1</w:t>
             </w:r>
           </w:p>
         </w:tc>
@@ -1136,10 +1682,13 @@
             <w:tcW w:type="dxa" w:w="1474"/>
           </w:tcPr>
           <w:p>
+            <w:pPr>
+              <w:spacing w:after="0"/>
+            </w:pPr>
             <w:r/>
             <w:r>
               <w:rPr>
-                <w:sz w:val="21"/>
+                <w:sz w:val="20"/>
               </w:rPr>
               <w:t>staging and prod</w:t>
             </w:r>
@@ -1150,82 +1699,13 @@
             <w:tcW w:type="dxa" w:w="2835"/>
           </w:tcPr>
           <w:p>
+            <w:pPr>
+              <w:spacing w:after="0"/>
+            </w:pPr>
             <w:r/>
             <w:r>
               <w:rPr>
-                <w:sz w:val="21"/>
-              </w:rPr>
-              <w:t>2026-09-04, progression text reads from TIERS</w:t>
-            </w:r>
-          </w:p>
-        </w:tc>
-        <w:tc>
-          <w:tcPr>
-            <w:tcW w:type="dxa" w:w="964"/>
-          </w:tcPr>
-          <w:p>
-            <w:r/>
-            <w:r>
-              <w:rPr>
-                <w:sz w:val="21"/>
-              </w:rPr>
-              <w:t>0</w:t>
-            </w:r>
-          </w:p>
-        </w:tc>
-      </w:tr>
-      <w:tr>
-        <w:tc>
-          <w:tcPr>
-            <w:tcW w:type="dxa" w:w="2438"/>
-          </w:tcPr>
-          <w:p>
-            <w:r/>
-            <w:r>
-              <w:rPr>
-                <w:sz w:val="21"/>
-              </w:rPr>
-              <w:t>TLCSC-02-UI, TitleScreen</w:t>
-            </w:r>
-          </w:p>
-        </w:tc>
-        <w:tc>
-          <w:tcPr>
-            <w:tcW w:type="dxa" w:w="1474"/>
-          </w:tcPr>
-          <w:p>
-            <w:r/>
-            <w:r>
-              <w:rPr>
-                <w:sz w:val="21"/>
-              </w:rPr>
-              <w:t>_r1</w:t>
-            </w:r>
-          </w:p>
-        </w:tc>
-        <w:tc>
-          <w:tcPr>
-            <w:tcW w:type="dxa" w:w="1474"/>
-          </w:tcPr>
-          <w:p>
-            <w:r/>
-            <w:r>
-              <w:rPr>
-                <w:sz w:val="21"/>
-              </w:rPr>
-              <w:t>staging and prod</w:t>
-            </w:r>
-          </w:p>
-        </w:tc>
-        <w:tc>
-          <w:tcPr>
-            <w:tcW w:type="dxa" w:w="2835"/>
-          </w:tcPr>
-          <w:p>
-            <w:r/>
-            <w:r>
-              <w:rPr>
-                <w:sz w:val="21"/>
+                <w:sz w:val="20"/>
               </w:rPr>
               <w:t>2026-09-03, new</w:t>
             </w:r>
@@ -1236,10 +1716,13 @@
             <w:tcW w:type="dxa" w:w="964"/>
           </w:tcPr>
           <w:p>
+            <w:pPr>
+              <w:spacing w:after="0"/>
+            </w:pPr>
             <w:r/>
             <w:r>
               <w:rPr>
-                <w:sz w:val="21"/>
+                <w:sz w:val="20"/>
               </w:rPr>
               <w:t>0</w:t>
             </w:r>
@@ -1247,29 +1730,41 @@
         </w:tc>
       </w:tr>
       <w:tr>
+        <w:trPr>
+          <w:cantSplit/>
+        </w:trPr>
         <w:tc>
           <w:tcPr>
             <w:tcW w:type="dxa" w:w="2438"/>
+            <w:shd w:val="clear" w:fill="F1F4F8"/>
           </w:tcPr>
           <w:p>
+            <w:pPr>
+              <w:spacing w:after="0"/>
+            </w:pPr>
             <w:r/>
             <w:r>
               <w:rPr>
-                <w:sz w:val="21"/>
+                <w:b/>
+                <w:sz w:val="20"/>
               </w:rPr>
-              <w:t>TLCSC-02-UI, ProjectBriefScreen</w:t>
+              <w:t>TLCSC-01-ENGINE, project.ts</w:t>
             </w:r>
           </w:p>
         </w:tc>
         <w:tc>
           <w:tcPr>
             <w:tcW w:type="dxa" w:w="1474"/>
+            <w:shd w:val="clear" w:fill="F1F4F8"/>
           </w:tcPr>
           <w:p>
+            <w:pPr>
+              <w:spacing w:after="0"/>
+            </w:pPr>
             <w:r/>
             <w:r>
               <w:rPr>
-                <w:sz w:val="21"/>
+                <w:sz w:val="20"/>
               </w:rPr>
               <w:t>_r1</w:t>
             </w:r>
@@ -1278,12 +1773,16 @@
         <w:tc>
           <w:tcPr>
             <w:tcW w:type="dxa" w:w="1474"/>
+            <w:shd w:val="clear" w:fill="F1F4F8"/>
           </w:tcPr>
           <w:p>
+            <w:pPr>
+              <w:spacing w:after="0"/>
+            </w:pPr>
             <w:r/>
             <w:r>
               <w:rPr>
-                <w:sz w:val="21"/>
+                <w:sz w:val="20"/>
               </w:rPr>
               <w:t>staging and prod</w:t>
             </w:r>
@@ -1292,12 +1791,16 @@
         <w:tc>
           <w:tcPr>
             <w:tcW w:type="dxa" w:w="2835"/>
+            <w:shd w:val="clear" w:fill="F1F4F8"/>
           </w:tcPr>
           <w:p>
+            <w:pPr>
+              <w:spacing w:after="0"/>
+            </w:pPr>
             <w:r/>
             <w:r>
               <w:rPr>
-                <w:sz w:val="21"/>
+                <w:sz w:val="20"/>
               </w:rPr>
               <w:t>2026-09-03, new</w:t>
             </w:r>
@@ -1306,84 +1809,16 @@
         <w:tc>
           <w:tcPr>
             <w:tcW w:type="dxa" w:w="964"/>
+            <w:shd w:val="clear" w:fill="F1F4F8"/>
           </w:tcPr>
           <w:p>
+            <w:pPr>
+              <w:spacing w:after="0"/>
+            </w:pPr>
             <w:r/>
             <w:r>
               <w:rPr>
-                <w:sz w:val="21"/>
-              </w:rPr>
-              <w:t>0</w:t>
-            </w:r>
-          </w:p>
-        </w:tc>
-      </w:tr>
-      <w:tr>
-        <w:tc>
-          <w:tcPr>
-            <w:tcW w:type="dxa" w:w="2438"/>
-          </w:tcPr>
-          <w:p>
-            <w:r/>
-            <w:r>
-              <w:rPr>
-                <w:sz w:val="21"/>
-              </w:rPr>
-              <w:t>TLCSC-01-ENGINE, project.ts</w:t>
-            </w:r>
-          </w:p>
-        </w:tc>
-        <w:tc>
-          <w:tcPr>
-            <w:tcW w:type="dxa" w:w="1474"/>
-          </w:tcPr>
-          <w:p>
-            <w:r/>
-            <w:r>
-              <w:rPr>
-                <w:sz w:val="21"/>
-              </w:rPr>
-              <w:t>_r1</w:t>
-            </w:r>
-          </w:p>
-        </w:tc>
-        <w:tc>
-          <w:tcPr>
-            <w:tcW w:type="dxa" w:w="1474"/>
-          </w:tcPr>
-          <w:p>
-            <w:r/>
-            <w:r>
-              <w:rPr>
-                <w:sz w:val="21"/>
-              </w:rPr>
-              <w:t>staging and prod</w:t>
-            </w:r>
-          </w:p>
-        </w:tc>
-        <w:tc>
-          <w:tcPr>
-            <w:tcW w:type="dxa" w:w="2835"/>
-          </w:tcPr>
-          <w:p>
-            <w:r/>
-            <w:r>
-              <w:rPr>
-                <w:sz w:val="21"/>
-              </w:rPr>
-              <w:t>2026-09-03, new</w:t>
-            </w:r>
-          </w:p>
-        </w:tc>
-        <w:tc>
-          <w:tcPr>
-            <w:tcW w:type="dxa" w:w="964"/>
-          </w:tcPr>
-          <w:p>
-            <w:r/>
-            <w:r>
-              <w:rPr>
-                <w:sz w:val="21"/>
+                <w:sz w:val="20"/>
               </w:rPr>
               <w:t>0</w:t>
             </w:r>
@@ -1393,7 +1828,7 @@
     </w:tbl>
     <w:p>
       <w:pPr>
-        <w:spacing w:after="40"/>
+        <w:spacing w:after="80"/>
       </w:pPr>
     </w:p>
     <w:tbl>
@@ -1401,25 +1836,47 @@
         <w:tblStyle w:val="TableGrid"/>
         <w:tblW w:type="auto" w:w="0"/>
         <w:tblLook w:firstColumn="1" w:firstRow="1" w:lastColumn="0" w:lastRow="0" w:noHBand="0" w:noVBand="1" w:val="04A0"/>
+        <w:tblBorders>
+          <w:top w:val="single" w:sz="4" w:color="C9CED6"/>
+          <w:left w:val="single" w:sz="4" w:color="C9CED6"/>
+          <w:bottom w:val="single" w:sz="4" w:color="C9CED6"/>
+          <w:right w:val="single" w:sz="4" w:color="C9CED6"/>
+          <w:insideH w:val="single" w:sz="4" w:color="C9CED6"/>
+          <w:insideV w:val="single" w:sz="4" w:color="C9CED6"/>
+        </w:tblBorders>
+        <w:tblCellMar>
+          <w:top w:w="60" w:type="dxa"/>
+          <w:bottom w:w="60" w:type="dxa"/>
+          <w:left w:w="100" w:type="dxa"/>
+          <w:right w:w="100" w:type="dxa"/>
+        </w:tblCellMar>
       </w:tblPr>
       <w:tblGrid>
-        <w:gridCol w:w="2408"/>
-        <w:gridCol w:w="2408"/>
-        <w:gridCol w:w="2408"/>
-        <w:gridCol w:w="2408"/>
+        <w:gridCol w:w="2436"/>
+        <w:gridCol w:w="2436"/>
+        <w:gridCol w:w="2436"/>
+        <w:gridCol w:w="2436"/>
       </w:tblGrid>
       <w:tr>
+        <w:trPr>
+          <w:tblHeader/>
+          <w:cantSplit/>
+        </w:trPr>
         <w:tc>
           <w:tcPr>
             <w:tcW w:type="dxa" w:w="3402"/>
-            <w:shd w:val="clear" w:fill="D9D9D9"/>
+            <w:shd w:val="clear" w:fill="1F2A44"/>
           </w:tcPr>
           <w:p>
+            <w:pPr>
+              <w:keepNext/>
+            </w:pPr>
             <w:r/>
             <w:r>
               <w:rPr>
                 <w:b/>
-                <w:sz w:val="21"/>
+                <w:color w:val="FFFFFF"/>
+                <w:sz w:val="20"/>
               </w:rPr>
               <w:t>Baseline</w:t>
             </w:r>
@@ -1428,14 +1885,18 @@
         <w:tc>
           <w:tcPr>
             <w:tcW w:type="dxa" w:w="1417"/>
-            <w:shd w:val="clear" w:fill="D9D9D9"/>
+            <w:shd w:val="clear" w:fill="1F2A44"/>
           </w:tcPr>
           <w:p>
+            <w:pPr>
+              <w:keepNext/>
+            </w:pPr>
             <w:r/>
             <w:r>
               <w:rPr>
                 <w:b/>
-                <w:sz w:val="21"/>
+                <w:color w:val="FFFFFF"/>
+                <w:sz w:val="20"/>
               </w:rPr>
               <w:t>Date</w:t>
             </w:r>
@@ -1444,14 +1905,18 @@
         <w:tc>
           <w:tcPr>
             <w:tcW w:type="dxa" w:w="1701"/>
-            <w:shd w:val="clear" w:fill="D9D9D9"/>
+            <w:shd w:val="clear" w:fill="1F2A44"/>
           </w:tcPr>
           <w:p>
+            <w:pPr>
+              <w:keepNext/>
+            </w:pPr>
             <w:r/>
             <w:r>
               <w:rPr>
                 <w:b/>
-                <w:sz w:val="21"/>
+                <w:color w:val="FFFFFF"/>
+                <w:sz w:val="20"/>
               </w:rPr>
               <w:t>Closed CR</w:t>
             </w:r>
@@ -1460,14 +1925,18 @@
         <w:tc>
           <w:tcPr>
             <w:tcW w:type="dxa" w:w="2665"/>
-            <w:shd w:val="clear" w:fill="D9D9D9"/>
+            <w:shd w:val="clear" w:fill="1F2A44"/>
           </w:tcPr>
           <w:p>
+            <w:pPr>
+              <w:keepNext/>
+            </w:pPr>
             <w:r/>
             <w:r>
               <w:rPr>
                 <w:b/>
-                <w:sz w:val="21"/>
+                <w:color w:val="FFFFFF"/>
+                <w:sz w:val="20"/>
               </w:rPr>
               <w:t>Audit result</w:t>
             </w:r>
@@ -1475,15 +1944,22 @@
         </w:tc>
       </w:tr>
       <w:tr>
+        <w:trPr>
+          <w:cantSplit/>
+        </w:trPr>
         <w:tc>
           <w:tcPr>
             <w:tcW w:type="dxa" w:w="3402"/>
           </w:tcPr>
           <w:p>
+            <w:pPr>
+              <w:spacing w:after="0"/>
+            </w:pPr>
             <w:r/>
             <w:r>
               <w:rPr>
-                <w:sz w:val="21"/>
+                <w:b/>
+                <w:sz w:val="20"/>
               </w:rPr>
               <w:t>BL-08-build-release-intro</w:t>
             </w:r>
@@ -1494,10 +1970,13 @@
             <w:tcW w:type="dxa" w:w="1417"/>
           </w:tcPr>
           <w:p>
+            <w:pPr>
+              <w:spacing w:after="0"/>
+            </w:pPr>
             <w:r/>
             <w:r>
               <w:rPr>
-                <w:sz w:val="21"/>
+                <w:sz w:val="20"/>
               </w:rPr>
               <w:t>2026-08-20</w:t>
             </w:r>
@@ -1508,10 +1987,13 @@
             <w:tcW w:type="dxa" w:w="1701"/>
           </w:tcPr>
           <w:p>
+            <w:pPr>
+              <w:spacing w:after="0"/>
+            </w:pPr>
             <w:r/>
             <w:r>
               <w:rPr>
-                <w:sz w:val="21"/>
+                <w:sz w:val="20"/>
               </w:rPr>
               <w:t>CR-083</w:t>
             </w:r>
@@ -1522,10 +2004,13 @@
             <w:tcW w:type="dxa" w:w="2665"/>
           </w:tcPr>
           <w:p>
+            <w:pPr>
+              <w:spacing w:after="0"/>
+            </w:pPr>
             <w:r/>
             <w:r>
               <w:rPr>
-                <w:sz w:val="21"/>
+                <w:sz w:val="20"/>
               </w:rPr>
               <w:t>Pass, all six discipline chapters now present</w:t>
             </w:r>
@@ -1533,15 +2018,23 @@
         </w:tc>
       </w:tr>
       <w:tr>
+        <w:trPr>
+          <w:cantSplit/>
+        </w:trPr>
         <w:tc>
           <w:tcPr>
             <w:tcW w:type="dxa" w:w="3402"/>
+            <w:shd w:val="clear" w:fill="F1F4F8"/>
           </w:tcPr>
           <w:p>
+            <w:pPr>
+              <w:spacing w:after="0"/>
+            </w:pPr>
             <w:r/>
             <w:r>
               <w:rPr>
-                <w:sz w:val="21"/>
+                <w:b/>
+                <w:sz w:val="20"/>
               </w:rPr>
               <w:t>BL-15-ch06-vn-story</w:t>
             </w:r>
@@ -1550,12 +2043,16 @@
         <w:tc>
           <w:tcPr>
             <w:tcW w:type="dxa" w:w="1417"/>
+            <w:shd w:val="clear" w:fill="F1F4F8"/>
           </w:tcPr>
           <w:p>
+            <w:pPr>
+              <w:spacing w:after="0"/>
+            </w:pPr>
             <w:r/>
             <w:r>
               <w:rPr>
-                <w:sz w:val="21"/>
+                <w:sz w:val="20"/>
               </w:rPr>
               <w:t>2026-09-01</w:t>
             </w:r>
@@ -1564,12 +2061,16 @@
         <w:tc>
           <w:tcPr>
             <w:tcW w:type="dxa" w:w="1701"/>
+            <w:shd w:val="clear" w:fill="F1F4F8"/>
           </w:tcPr>
           <w:p>
+            <w:pPr>
+              <w:spacing w:after="0"/>
+            </w:pPr>
             <w:r/>
             <w:r>
               <w:rPr>
-                <w:sz w:val="21"/>
+                <w:sz w:val="20"/>
               </w:rPr>
               <w:t>CR-108</w:t>
             </w:r>
@@ -1578,12 +2079,16 @@
         <w:tc>
           <w:tcPr>
             <w:tcW w:type="dxa" w:w="2665"/>
+            <w:shd w:val="clear" w:fill="F1F4F8"/>
           </w:tcPr>
           <w:p>
+            <w:pPr>
+              <w:spacing w:after="0"/>
+            </w:pPr>
             <w:r/>
             <w:r>
               <w:rPr>
-                <w:sz w:val="21"/>
+                <w:sz w:val="20"/>
               </w:rPr>
               <w:t>Pass, sixth story chapter</w:t>
             </w:r>
@@ -1591,15 +2096,22 @@
         </w:tc>
       </w:tr>
       <w:tr>
+        <w:trPr>
+          <w:cantSplit/>
+        </w:trPr>
         <w:tc>
           <w:tcPr>
             <w:tcW w:type="dxa" w:w="3402"/>
           </w:tcPr>
           <w:p>
+            <w:pPr>
+              <w:spacing w:after="0"/>
+            </w:pPr>
             <w:r/>
             <w:r>
               <w:rPr>
-                <w:sz w:val="21"/>
+                <w:b/>
+                <w:sz w:val="20"/>
               </w:rPr>
               <w:t>BL-25-tiered-progression-money-gated</w:t>
             </w:r>
@@ -1610,10 +2122,13 @@
             <w:tcW w:type="dxa" w:w="1417"/>
           </w:tcPr>
           <w:p>
+            <w:pPr>
+              <w:spacing w:after="0"/>
+            </w:pPr>
             <w:r/>
             <w:r>
               <w:rPr>
-                <w:sz w:val="21"/>
+                <w:sz w:val="20"/>
               </w:rPr>
               <w:t>2026-09-03</w:t>
             </w:r>
@@ -1624,10 +2139,13 @@
             <w:tcW w:type="dxa" w:w="1701"/>
           </w:tcPr>
           <w:p>
+            <w:pPr>
+              <w:spacing w:after="0"/>
+            </w:pPr>
             <w:r/>
             <w:r>
               <w:rPr>
-                <w:sz w:val="21"/>
+                <w:sz w:val="20"/>
               </w:rPr>
               <w:t>CR-118</w:t>
             </w:r>
@@ -1638,10 +2156,13 @@
             <w:tcW w:type="dxa" w:w="2665"/>
           </w:tcPr>
           <w:p>
+            <w:pPr>
+              <w:spacing w:after="0"/>
+            </w:pPr>
             <w:r/>
             <w:r>
               <w:rPr>
-                <w:sz w:val="21"/>
+                <w:sz w:val="20"/>
               </w:rPr>
               <w:t>Pass</w:t>
             </w:r>
@@ -1649,15 +2170,23 @@
         </w:tc>
       </w:tr>
       <w:tr>
+        <w:trPr>
+          <w:cantSplit/>
+        </w:trPr>
         <w:tc>
           <w:tcPr>
             <w:tcW w:type="dxa" w:w="3402"/>
+            <w:shd w:val="clear" w:fill="F1F4F8"/>
           </w:tcPr>
           <w:p>
+            <w:pPr>
+              <w:spacing w:after="0"/>
+            </w:pPr>
             <w:r/>
             <w:r>
               <w:rPr>
-                <w:sz w:val="21"/>
+                <w:b/>
+                <w:sz w:val="20"/>
               </w:rPr>
               <w:t>BL-27-inspectable-graph</w:t>
             </w:r>
@@ -1666,12 +2195,16 @@
         <w:tc>
           <w:tcPr>
             <w:tcW w:type="dxa" w:w="1417"/>
+            <w:shd w:val="clear" w:fill="F1F4F8"/>
           </w:tcPr>
           <w:p>
+            <w:pPr>
+              <w:spacing w:after="0"/>
+            </w:pPr>
             <w:r/>
             <w:r>
               <w:rPr>
-                <w:sz w:val="21"/>
+                <w:sz w:val="20"/>
               </w:rPr>
               <w:t>2026-09-04</w:t>
             </w:r>
@@ -1680,12 +2213,16 @@
         <w:tc>
           <w:tcPr>
             <w:tcW w:type="dxa" w:w="1701"/>
+            <w:shd w:val="clear" w:fill="F1F4F8"/>
           </w:tcPr>
           <w:p>
+            <w:pPr>
+              <w:spacing w:after="0"/>
+            </w:pPr>
             <w:r/>
             <w:r>
               <w:rPr>
-                <w:sz w:val="21"/>
+                <w:sz w:val="20"/>
               </w:rPr>
               <w:t>CR-120, CR-121</w:t>
             </w:r>
@@ -1694,12 +2231,16 @@
         <w:tc>
           <w:tcPr>
             <w:tcW w:type="dxa" w:w="2665"/>
+            <w:shd w:val="clear" w:fill="F1F4F8"/>
           </w:tcPr>
           <w:p>
+            <w:pPr>
+              <w:spacing w:after="0"/>
+            </w:pPr>
             <w:r/>
             <w:r>
               <w:rPr>
-                <w:sz w:val="21"/>
+                <w:sz w:val="20"/>
               </w:rPr>
               <w:t>Pass</w:t>
             </w:r>
@@ -1709,7 +2250,7 @@
     </w:tbl>
     <w:p>
       <w:pPr>
-        <w:spacing w:after="40"/>
+        <w:spacing w:after="80"/>
       </w:pPr>
     </w:p>
     <w:p>
@@ -1717,13 +2258,385 @@
         <w:pStyle w:val="Heading2"/>
       </w:pPr>
       <w:r>
-        <w:t>1.4 Automation used for status accounting</w:t>
+        <w:t>1.4 Status accounting database and reports</w:t>
+      </w:r>
+    </w:p>
+    <w:p>
+      <w:pPr>
+        <w:spacing w:after="120"/>
+      </w:pPr>
+      <w:r>
+        <w:rPr>
+          <w:b w:val="0"/>
+        </w:rPr>
+        <w:t>Configuration Status Accounting (CSA) records and reports the information needed to manage configuration items, such as what changed, who changed it, why and when. It has three tasks: data capture, data recording and report generation. The information has to be accurate, relevant and timely, so in this project it is captured automatically as a byproduct of other SCM processes and not typed in by a person chasing data.</w:t>
+      </w:r>
+    </w:p>
+    <w:p>
+      <w:pPr>
+        <w:spacing w:after="120"/>
+      </w:pPr>
+      <w:r>
+        <w:rPr>
+          <w:b w:val="0"/>
+        </w:rPr>
+        <w:t>The status accounting database is made of Git history, GitHub Issues and Projects, the release-please changelog, the status ledger and the baseline register. Git history is protected against tampering by signed commits and protected branches. Traceability runs in both directions. A requirement in the design specs in docs/design leads to a chapter, then to a story file, then to its tests, and each of those leads back to a commit and a change request. This helps audits and impact analysis.</w:t>
+      </w:r>
+    </w:p>
+    <w:p>
+      <w:pPr>
+        <w:spacing w:after="120"/>
+      </w:pPr>
+      <w:r>
+        <w:rPr>
+          <w:b w:val="0"/>
+        </w:rPr>
+        <w:t>The four must have CSA reports are all produced in the repository:</w:t>
+      </w:r>
+    </w:p>
+    <w:tbl>
+      <w:tblPr>
+        <w:tblStyle w:val="TableGrid"/>
+        <w:tblW w:type="auto" w:w="0"/>
+        <w:tblLook w:firstColumn="1" w:firstRow="1" w:lastColumn="0" w:lastRow="0" w:noHBand="0" w:noVBand="1" w:val="04A0"/>
+        <w:tblBorders>
+          <w:top w:val="single" w:sz="4" w:color="C9CED6"/>
+          <w:left w:val="single" w:sz="4" w:color="C9CED6"/>
+          <w:bottom w:val="single" w:sz="4" w:color="C9CED6"/>
+          <w:right w:val="single" w:sz="4" w:color="C9CED6"/>
+          <w:insideH w:val="single" w:sz="4" w:color="C9CED6"/>
+          <w:insideV w:val="single" w:sz="4" w:color="C9CED6"/>
+        </w:tblBorders>
+        <w:tblCellMar>
+          <w:top w:w="60" w:type="dxa"/>
+          <w:bottom w:w="60" w:type="dxa"/>
+          <w:left w:w="100" w:type="dxa"/>
+          <w:right w:w="100" w:type="dxa"/>
+        </w:tblCellMar>
+      </w:tblPr>
+      <w:tblGrid>
+        <w:gridCol w:w="3249"/>
+        <w:gridCol w:w="3249"/>
+        <w:gridCol w:w="3249"/>
+      </w:tblGrid>
+      <w:tr>
+        <w:trPr>
+          <w:tblHeader/>
+          <w:cantSplit/>
+        </w:trPr>
+        <w:tc>
+          <w:tcPr>
+            <w:tcW w:type="dxa" w:w="1701"/>
+            <w:shd w:val="clear" w:fill="1F2A44"/>
+          </w:tcPr>
+          <w:p>
+            <w:pPr>
+              <w:keepNext/>
+            </w:pPr>
+            <w:r/>
+            <w:r>
+              <w:rPr>
+                <w:b/>
+                <w:color w:val="FFFFFF"/>
+                <w:sz w:val="20"/>
+              </w:rPr>
+              <w:t>Report</w:t>
+            </w:r>
+          </w:p>
+        </w:tc>
+        <w:tc>
+          <w:tcPr>
+            <w:tcW w:type="dxa" w:w="3515"/>
+            <w:shd w:val="clear" w:fill="1F2A44"/>
+          </w:tcPr>
+          <w:p>
+            <w:pPr>
+              <w:keepNext/>
+            </w:pPr>
+            <w:r/>
+            <w:r>
+              <w:rPr>
+                <w:b/>
+                <w:color w:val="FFFFFF"/>
+                <w:sz w:val="20"/>
+              </w:rPr>
+              <w:t>What it shows</w:t>
+            </w:r>
+          </w:p>
+        </w:tc>
+        <w:tc>
+          <w:tcPr>
+            <w:tcW w:type="dxa" w:w="3969"/>
+            <w:shd w:val="clear" w:fill="1F2A44"/>
+          </w:tcPr>
+          <w:p>
+            <w:pPr>
+              <w:keepNext/>
+            </w:pPr>
+            <w:r/>
+            <w:r>
+              <w:rPr>
+                <w:b/>
+                <w:color w:val="FFFFFF"/>
+                <w:sz w:val="20"/>
+              </w:rPr>
+              <w:t>Where it comes from in this project</w:t>
+            </w:r>
+          </w:p>
+        </w:tc>
+      </w:tr>
+      <w:tr>
+        <w:trPr>
+          <w:cantSplit/>
+        </w:trPr>
+        <w:tc>
+          <w:tcPr>
+            <w:tcW w:type="dxa" w:w="1701"/>
+          </w:tcPr>
+          <w:p>
+            <w:pPr>
+              <w:spacing w:after="0"/>
+            </w:pPr>
+            <w:r/>
+            <w:r>
+              <w:rPr>
+                <w:b/>
+                <w:sz w:val="20"/>
+              </w:rPr>
+              <w:t>Change log</w:t>
+            </w:r>
+          </w:p>
+        </w:tc>
+        <w:tc>
+          <w:tcPr>
+            <w:tcW w:type="dxa" w:w="3515"/>
+          </w:tcPr>
+          <w:p>
+            <w:pPr>
+              <w:spacing w:after="0"/>
+            </w:pPr>
+            <w:r/>
+            <w:r>
+              <w:rPr>
+                <w:sz w:val="20"/>
+              </w:rPr>
+              <w:t>All change requests with number, status, originator, impacted items and date</w:t>
+            </w:r>
+          </w:p>
+        </w:tc>
+        <w:tc>
+          <w:tcPr>
+            <w:tcW w:type="dxa" w:w="3969"/>
+          </w:tcPr>
+          <w:p>
+            <w:pPr>
+              <w:spacing w:after="0"/>
+            </w:pPr>
+            <w:r/>
+            <w:r>
+              <w:rPr>
+                <w:sz w:val="20"/>
+              </w:rPr>
+              <w:t>CHANGELOG.md generated by release-please, plus the CR issues on GitHub</w:t>
+            </w:r>
+          </w:p>
+        </w:tc>
+      </w:tr>
+      <w:tr>
+        <w:trPr>
+          <w:cantSplit/>
+        </w:trPr>
+        <w:tc>
+          <w:tcPr>
+            <w:tcW w:type="dxa" w:w="1701"/>
+            <w:shd w:val="clear" w:fill="F1F4F8"/>
+          </w:tcPr>
+          <w:p>
+            <w:pPr>
+              <w:spacing w:after="0"/>
+            </w:pPr>
+            <w:r/>
+            <w:r>
+              <w:rPr>
+                <w:b/>
+                <w:sz w:val="20"/>
+              </w:rPr>
+              <w:t>Progress report</w:t>
+            </w:r>
+          </w:p>
+        </w:tc>
+        <w:tc>
+          <w:tcPr>
+            <w:tcW w:type="dxa" w:w="3515"/>
+            <w:shd w:val="clear" w:fill="F1F4F8"/>
+          </w:tcPr>
+          <w:p>
+            <w:pPr>
+              <w:spacing w:after="0"/>
+            </w:pPr>
+            <w:r/>
+            <w:r>
+              <w:rPr>
+                <w:sz w:val="20"/>
+              </w:rPr>
+              <w:t>Summary since the last report, tasks and percent complete</w:t>
+            </w:r>
+          </w:p>
+        </w:tc>
+        <w:tc>
+          <w:tcPr>
+            <w:tcW w:type="dxa" w:w="3969"/>
+            <w:shd w:val="clear" w:fill="F1F4F8"/>
+          </w:tcPr>
+          <w:p>
+            <w:pPr>
+              <w:spacing w:after="0"/>
+            </w:pPr>
+            <w:r/>
+            <w:r>
+              <w:rPr>
+                <w:sz w:val="20"/>
+              </w:rPr>
+              <w:t>GitHub Projects board and the completion table at the start of this review</w:t>
+            </w:r>
+          </w:p>
+        </w:tc>
+      </w:tr>
+      <w:tr>
+        <w:trPr>
+          <w:cantSplit/>
+        </w:trPr>
+        <w:tc>
+          <w:tcPr>
+            <w:tcW w:type="dxa" w:w="1701"/>
+          </w:tcPr>
+          <w:p>
+            <w:pPr>
+              <w:spacing w:after="0"/>
+            </w:pPr>
+            <w:r/>
+            <w:r>
+              <w:rPr>
+                <w:b/>
+                <w:sz w:val="20"/>
+              </w:rPr>
+              <w:t>CI status report</w:t>
+            </w:r>
+          </w:p>
+        </w:tc>
+        <w:tc>
+          <w:tcPr>
+            <w:tcW w:type="dxa" w:w="3515"/>
+          </w:tcPr>
+          <w:p>
+            <w:pPr>
+              <w:spacing w:after="0"/>
+            </w:pPr>
+            <w:r/>
+            <w:r>
+              <w:rPr>
+                <w:sz w:val="20"/>
+              </w:rPr>
+              <w:t>All CIs with name, version, description and dependent items</w:t>
+            </w:r>
+          </w:p>
+        </w:tc>
+        <w:tc>
+          <w:tcPr>
+            <w:tcW w:type="dxa" w:w="3969"/>
+          </w:tcPr>
+          <w:p>
+            <w:pPr>
+              <w:spacing w:after="0"/>
+            </w:pPr>
+            <w:r/>
+            <w:r>
+              <w:rPr>
+                <w:sz w:val="20"/>
+              </w:rPr>
+              <w:t>Status ledger, one row per CI with version and environment</w:t>
+            </w:r>
+          </w:p>
+        </w:tc>
+      </w:tr>
+      <w:tr>
+        <w:trPr>
+          <w:cantSplit/>
+        </w:trPr>
+        <w:tc>
+          <w:tcPr>
+            <w:tcW w:type="dxa" w:w="1701"/>
+            <w:shd w:val="clear" w:fill="F1F4F8"/>
+          </w:tcPr>
+          <w:p>
+            <w:pPr>
+              <w:spacing w:after="0"/>
+            </w:pPr>
+            <w:r/>
+            <w:r>
+              <w:rPr>
+                <w:b/>
+                <w:sz w:val="20"/>
+              </w:rPr>
+              <w:t>Transaction log</w:t>
+            </w:r>
+          </w:p>
+        </w:tc>
+        <w:tc>
+          <w:tcPr>
+            <w:tcW w:type="dxa" w:w="3515"/>
+            <w:shd w:val="clear" w:fill="F1F4F8"/>
+          </w:tcPr>
+          <w:p>
+            <w:pPr>
+              <w:spacing w:after="0"/>
+            </w:pPr>
+            <w:r/>
+            <w:r>
+              <w:rPr>
+                <w:sz w:val="20"/>
+              </w:rPr>
+              <w:t>Chronological record of transactions with date, originator and affected items</w:t>
+            </w:r>
+          </w:p>
+        </w:tc>
+        <w:tc>
+          <w:tcPr>
+            <w:tcW w:type="dxa" w:w="3969"/>
+            <w:shd w:val="clear" w:fill="F1F4F8"/>
+          </w:tcPr>
+          <w:p>
+            <w:pPr>
+              <w:spacing w:after="0"/>
+            </w:pPr>
+            <w:r/>
+            <w:r>
+              <w:rPr>
+                <w:sz w:val="20"/>
+              </w:rPr>
+              <w:t>Git log with signed commits, and the append only baseline register</w:t>
+            </w:r>
+          </w:p>
+        </w:tc>
+      </w:tr>
+    </w:tbl>
+    <w:p>
+      <w:pPr>
+        <w:spacing w:after="80"/>
+      </w:pPr>
+    </w:p>
+    <w:p>
+      <w:pPr>
+        <w:pStyle w:val="Heading2"/>
+      </w:pPr>
+      <w:r>
+        <w:t>1.5 Automation used for status accounting</w:t>
       </w:r>
     </w:p>
     <w:p>
       <w:pPr>
         <w:pStyle w:val="ListBullet"/>
-        <w:spacing w:after="40"/>
+        <w:spacing w:after="60"/>
       </w:pPr>
       <w:r>
         <w:t>release-please reads Conventional Commits and writes the version bump and CHANGELOG entry automatically, so the release history is never typed by hand.</w:t>
@@ -1732,7 +2645,7 @@
     <w:p>
       <w:pPr>
         <w:pStyle w:val="ListBullet"/>
-        <w:spacing w:after="40"/>
+        <w:spacing w:after="60"/>
       </w:pPr>
       <w:r>
         <w:t>commitlint runs in a Husky commit-msg hook and again on every pull request title, so commit messages stay machine readable.</w:t>
@@ -1741,7 +2654,7 @@
     <w:p>
       <w:pPr>
         <w:pStyle w:val="ListBullet"/>
-        <w:spacing w:after="40"/>
+        <w:spacing w:after="60"/>
       </w:pPr>
       <w:r>
         <w:t>GitHub Actions runs lint, typecheck, test with coverage, and build on every pull request and every push to develop and main.</w:t>
@@ -1750,7 +2663,7 @@
     <w:p>
       <w:pPr>
         <w:pStyle w:val="ListBullet"/>
-        <w:spacing w:after="40"/>
+        <w:spacing w:after="60"/>
       </w:pPr>
       <w:r>
         <w:t>Codecov receives the coverage report from CI and shows coverage as a measured number for each change.</w:t>
@@ -1759,7 +2672,7 @@
     <w:p>
       <w:pPr>
         <w:pStyle w:val="ListBullet"/>
-        <w:spacing w:after="40"/>
+        <w:spacing w:after="60"/>
       </w:pPr>
       <w:r>
         <w:t>GitHub Projects and Environments show live work status and which version is deployed where.</w:t>
@@ -1768,7 +2681,7 @@
     <w:p>
       <w:pPr>
         <w:pStyle w:val="ListBullet"/>
-        <w:spacing w:after="40"/>
+        <w:spacing w:after="60"/>
       </w:pPr>
       <w:r>
         <w:t>Dependabot opens change requests for dependency updates, so third party items are tracked the same way as our own.</w:t>
@@ -1776,7 +2689,19 @@
     </w:p>
     <w:p>
       <w:pPr>
+        <w:pStyle w:val="ListBullet"/>
+        <w:spacing w:after="60"/>
+      </w:pPr>
+      <w:r>
+        <w:t>The design rule behind all of this is that status data is updated by the process itself. For example a change cannot reach a protected branch without a linked CR and passing checks, so the record cannot be skipped.</w:t>
+      </w:r>
+    </w:p>
+    <w:p>
+      <w:pPr>
         <w:pStyle w:val="Heading1"/>
+        <w:pBdr>
+          <w:bottom w:val="single" w:sz="8" w:space="3" w:color="1F2A44"/>
+        </w:pBdr>
       </w:pPr>
       <w:r>
         <w:t>2. Configuration Verification and Auditing</w:t>
@@ -1793,7 +2718,7 @@
     <w:p>
       <w:pPr>
         <w:pStyle w:val="ListBullet"/>
-        <w:spacing w:after="40"/>
+        <w:spacing w:after="60"/>
       </w:pPr>
       <w:r>
         <w:t>Local verification. Husky hooks run lint-staged and gitleaks before each commit, and typecheck plus the full test suite before each push.</w:t>
@@ -1802,7 +2727,7 @@
     <w:p>
       <w:pPr>
         <w:pStyle w:val="ListBullet"/>
-        <w:spacing w:after="40"/>
+        <w:spacing w:after="60"/>
       </w:pPr>
       <w:r>
         <w:t>Remote verification. The same checks run again in CI, so a bypassed local hook is still caught. This was proved on purpose in docs/scm/GATE-EVIDENCE.md, where a bad commit message, a fake secret, an unsigned commit and a failing test were each blocked by both layers.</w:t>
@@ -1811,7 +2736,7 @@
     <w:p>
       <w:pPr>
         <w:pStyle w:val="ListBullet"/>
-        <w:spacing w:after="40"/>
+        <w:spacing w:after="60"/>
       </w:pPr>
       <w:r>
         <w:t>Automated security checks. CodeQL scans for known bad code patterns and gitleaks scans for secrets in the full history.</w:t>
@@ -1820,7 +2745,7 @@
     <w:p>
       <w:pPr>
         <w:pStyle w:val="ListBullet"/>
-        <w:spacing w:after="40"/>
+        <w:spacing w:after="60"/>
       </w:pPr>
       <w:r>
         <w:t>Test verification. 545 tests across 16 files cover the engine, the state store, story chapters and components. All pass on the current branch.</w:t>
@@ -1829,7 +2754,7 @@
     <w:p>
       <w:pPr>
         <w:pStyle w:val="ListBullet"/>
-        <w:spacing w:after="40"/>
+        <w:spacing w:after="60"/>
       </w:pPr>
       <w:r>
         <w:t>Baseline audit. Before each BL tag is cut, the audit checklist is run and the result is logged.</w:t>
@@ -1838,10 +2763,606 @@
     <w:p>
       <w:pPr>
         <w:pStyle w:val="ListBullet"/>
-        <w:spacing w:after="40"/>
+        <w:spacing w:after="60"/>
       </w:pPr>
       <w:r>
         <w:t>Signature verification. Each tag is checked with git tag -v to confirm who approved it.</w:t>
+      </w:r>
+    </w:p>
+    <w:p>
+      <w:pPr>
+        <w:spacing w:after="120"/>
+      </w:pPr>
+      <w:r>
+        <w:rPr>
+          <w:b w:val="0"/>
+        </w:rPr>
+        <w:t>Verification is recorded in a verification matrix that lists the requirement, the method, the procedure and the result. A sample from this project:</w:t>
+      </w:r>
+    </w:p>
+    <w:tbl>
+      <w:tblPr>
+        <w:tblStyle w:val="TableGrid"/>
+        <w:tblW w:type="auto" w:w="0"/>
+        <w:tblLook w:firstColumn="1" w:firstRow="1" w:lastColumn="0" w:lastRow="0" w:noHBand="0" w:noVBand="1" w:val="04A0"/>
+        <w:tblBorders>
+          <w:top w:val="single" w:sz="4" w:color="C9CED6"/>
+          <w:left w:val="single" w:sz="4" w:color="C9CED6"/>
+          <w:bottom w:val="single" w:sz="4" w:color="C9CED6"/>
+          <w:right w:val="single" w:sz="4" w:color="C9CED6"/>
+          <w:insideH w:val="single" w:sz="4" w:color="C9CED6"/>
+          <w:insideV w:val="single" w:sz="4" w:color="C9CED6"/>
+        </w:tblBorders>
+        <w:tblCellMar>
+          <w:top w:w="60" w:type="dxa"/>
+          <w:bottom w:w="60" w:type="dxa"/>
+          <w:left w:w="100" w:type="dxa"/>
+          <w:right w:w="100" w:type="dxa"/>
+        </w:tblCellMar>
+      </w:tblPr>
+      <w:tblGrid>
+        <w:gridCol w:w="2436"/>
+        <w:gridCol w:w="2436"/>
+        <w:gridCol w:w="2436"/>
+        <w:gridCol w:w="2436"/>
+      </w:tblGrid>
+      <w:tr>
+        <w:trPr>
+          <w:tblHeader/>
+          <w:cantSplit/>
+        </w:trPr>
+        <w:tc>
+          <w:tcPr>
+            <w:tcW w:type="dxa" w:w="3118"/>
+            <w:shd w:val="clear" w:fill="1F2A44"/>
+          </w:tcPr>
+          <w:p>
+            <w:pPr>
+              <w:keepNext/>
+            </w:pPr>
+            <w:r/>
+            <w:r>
+              <w:rPr>
+                <w:b/>
+                <w:color w:val="FFFFFF"/>
+                <w:sz w:val="20"/>
+              </w:rPr>
+              <w:t>Requirement</w:t>
+            </w:r>
+          </w:p>
+        </w:tc>
+        <w:tc>
+          <w:tcPr>
+            <w:tcW w:type="dxa" w:w="1304"/>
+            <w:shd w:val="clear" w:fill="1F2A44"/>
+          </w:tcPr>
+          <w:p>
+            <w:pPr>
+              <w:keepNext/>
+            </w:pPr>
+            <w:r/>
+            <w:r>
+              <w:rPr>
+                <w:b/>
+                <w:color w:val="FFFFFF"/>
+                <w:sz w:val="20"/>
+              </w:rPr>
+              <w:t>Method</w:t>
+            </w:r>
+          </w:p>
+        </w:tc>
+        <w:tc>
+          <w:tcPr>
+            <w:tcW w:type="dxa" w:w="3402"/>
+            <w:shd w:val="clear" w:fill="1F2A44"/>
+          </w:tcPr>
+          <w:p>
+            <w:pPr>
+              <w:keepNext/>
+            </w:pPr>
+            <w:r/>
+            <w:r>
+              <w:rPr>
+                <w:b/>
+                <w:color w:val="FFFFFF"/>
+                <w:sz w:val="20"/>
+              </w:rPr>
+              <w:t>Procedure</w:t>
+            </w:r>
+          </w:p>
+        </w:tc>
+        <w:tc>
+          <w:tcPr>
+            <w:tcW w:type="dxa" w:w="1361"/>
+            <w:shd w:val="clear" w:fill="1F2A44"/>
+          </w:tcPr>
+          <w:p>
+            <w:pPr>
+              <w:keepNext/>
+            </w:pPr>
+            <w:r/>
+            <w:r>
+              <w:rPr>
+                <w:b/>
+                <w:color w:val="FFFFFF"/>
+                <w:sz w:val="20"/>
+              </w:rPr>
+              <w:t>Result</w:t>
+            </w:r>
+          </w:p>
+        </w:tc>
+      </w:tr>
+      <w:tr>
+        <w:trPr>
+          <w:cantSplit/>
+        </w:trPr>
+        <w:tc>
+          <w:tcPr>
+            <w:tcW w:type="dxa" w:w="3118"/>
+          </w:tcPr>
+          <w:p>
+            <w:pPr>
+              <w:spacing w:after="0"/>
+            </w:pPr>
+            <w:r/>
+            <w:r>
+              <w:rPr>
+                <w:b/>
+                <w:sz w:val="20"/>
+              </w:rPr>
+              <w:t>Every commit follows Conventional Commits</w:t>
+            </w:r>
+          </w:p>
+        </w:tc>
+        <w:tc>
+          <w:tcPr>
+            <w:tcW w:type="dxa" w:w="1304"/>
+          </w:tcPr>
+          <w:p>
+            <w:pPr>
+              <w:spacing w:after="0"/>
+            </w:pPr>
+            <w:r/>
+            <w:r>
+              <w:rPr>
+                <w:sz w:val="20"/>
+              </w:rPr>
+              <w:t>Test</w:t>
+            </w:r>
+          </w:p>
+        </w:tc>
+        <w:tc>
+          <w:tcPr>
+            <w:tcW w:type="dxa" w:w="3402"/>
+          </w:tcPr>
+          <w:p>
+            <w:pPr>
+              <w:spacing w:after="0"/>
+            </w:pPr>
+            <w:r/>
+            <w:r>
+              <w:rPr>
+                <w:sz w:val="20"/>
+              </w:rPr>
+              <w:t>commitlint hook and CI pull request title check</w:t>
+            </w:r>
+          </w:p>
+        </w:tc>
+        <w:tc>
+          <w:tcPr>
+            <w:tcW w:type="dxa" w:w="1361"/>
+          </w:tcPr>
+          <w:p>
+            <w:pPr>
+              <w:spacing w:after="0"/>
+            </w:pPr>
+            <w:r/>
+            <w:r>
+              <w:rPr>
+                <w:sz w:val="20"/>
+              </w:rPr>
+              <w:t>Pass</w:t>
+            </w:r>
+          </w:p>
+        </w:tc>
+      </w:tr>
+      <w:tr>
+        <w:trPr>
+          <w:cantSplit/>
+        </w:trPr>
+        <w:tc>
+          <w:tcPr>
+            <w:tcW w:type="dxa" w:w="3118"/>
+            <w:shd w:val="clear" w:fill="F1F4F8"/>
+          </w:tcPr>
+          <w:p>
+            <w:pPr>
+              <w:spacing w:after="0"/>
+            </w:pPr>
+            <w:r/>
+            <w:r>
+              <w:rPr>
+                <w:b/>
+                <w:sz w:val="20"/>
+              </w:rPr>
+              <w:t>No secrets in the repository</w:t>
+            </w:r>
+          </w:p>
+        </w:tc>
+        <w:tc>
+          <w:tcPr>
+            <w:tcW w:type="dxa" w:w="1304"/>
+            <w:shd w:val="clear" w:fill="F1F4F8"/>
+          </w:tcPr>
+          <w:p>
+            <w:pPr>
+              <w:spacing w:after="0"/>
+            </w:pPr>
+            <w:r/>
+            <w:r>
+              <w:rPr>
+                <w:sz w:val="20"/>
+              </w:rPr>
+              <w:t>Inspection</w:t>
+            </w:r>
+          </w:p>
+        </w:tc>
+        <w:tc>
+          <w:tcPr>
+            <w:tcW w:type="dxa" w:w="3402"/>
+            <w:shd w:val="clear" w:fill="F1F4F8"/>
+          </w:tcPr>
+          <w:p>
+            <w:pPr>
+              <w:spacing w:after="0"/>
+            </w:pPr>
+            <w:r/>
+            <w:r>
+              <w:rPr>
+                <w:sz w:val="20"/>
+              </w:rPr>
+              <w:t>gitleaks on staged files and full history</w:t>
+            </w:r>
+          </w:p>
+        </w:tc>
+        <w:tc>
+          <w:tcPr>
+            <w:tcW w:type="dxa" w:w="1361"/>
+            <w:shd w:val="clear" w:fill="F1F4F8"/>
+          </w:tcPr>
+          <w:p>
+            <w:pPr>
+              <w:spacing w:after="0"/>
+            </w:pPr>
+            <w:r/>
+            <w:r>
+              <w:rPr>
+                <w:sz w:val="20"/>
+              </w:rPr>
+              <w:t>Pass</w:t>
+            </w:r>
+          </w:p>
+        </w:tc>
+      </w:tr>
+      <w:tr>
+        <w:trPr>
+          <w:cantSplit/>
+        </w:trPr>
+        <w:tc>
+          <w:tcPr>
+            <w:tcW w:type="dxa" w:w="3118"/>
+          </w:tcPr>
+          <w:p>
+            <w:pPr>
+              <w:spacing w:after="0"/>
+            </w:pPr>
+            <w:r/>
+            <w:r>
+              <w:rPr>
+                <w:b/>
+                <w:sz w:val="20"/>
+              </w:rPr>
+              <w:t>Game engine and story logic behave as specified</w:t>
+            </w:r>
+          </w:p>
+        </w:tc>
+        <w:tc>
+          <w:tcPr>
+            <w:tcW w:type="dxa" w:w="1304"/>
+          </w:tcPr>
+          <w:p>
+            <w:pPr>
+              <w:spacing w:after="0"/>
+            </w:pPr>
+            <w:r/>
+            <w:r>
+              <w:rPr>
+                <w:sz w:val="20"/>
+              </w:rPr>
+              <w:t>Test</w:t>
+            </w:r>
+          </w:p>
+        </w:tc>
+        <w:tc>
+          <w:tcPr>
+            <w:tcW w:type="dxa" w:w="3402"/>
+          </w:tcPr>
+          <w:p>
+            <w:pPr>
+              <w:spacing w:after="0"/>
+            </w:pPr>
+            <w:r/>
+            <w:r>
+              <w:rPr>
+                <w:sz w:val="20"/>
+              </w:rPr>
+              <w:t>npm run test, 545 tests in 16 files</w:t>
+            </w:r>
+          </w:p>
+        </w:tc>
+        <w:tc>
+          <w:tcPr>
+            <w:tcW w:type="dxa" w:w="1361"/>
+          </w:tcPr>
+          <w:p>
+            <w:pPr>
+              <w:spacing w:after="0"/>
+            </w:pPr>
+            <w:r/>
+            <w:r>
+              <w:rPr>
+                <w:sz w:val="20"/>
+              </w:rPr>
+              <w:t>Pass</w:t>
+            </w:r>
+          </w:p>
+        </w:tc>
+      </w:tr>
+      <w:tr>
+        <w:trPr>
+          <w:cantSplit/>
+        </w:trPr>
+        <w:tc>
+          <w:tcPr>
+            <w:tcW w:type="dxa" w:w="3118"/>
+            <w:shd w:val="clear" w:fill="F1F4F8"/>
+          </w:tcPr>
+          <w:p>
+            <w:pPr>
+              <w:spacing w:after="0"/>
+            </w:pPr>
+            <w:r/>
+            <w:r>
+              <w:rPr>
+                <w:b/>
+                <w:sz w:val="20"/>
+              </w:rPr>
+              <w:t>Code is type safe and lint clean</w:t>
+            </w:r>
+          </w:p>
+        </w:tc>
+        <w:tc>
+          <w:tcPr>
+            <w:tcW w:type="dxa" w:w="1304"/>
+            <w:shd w:val="clear" w:fill="F1F4F8"/>
+          </w:tcPr>
+          <w:p>
+            <w:pPr>
+              <w:spacing w:after="0"/>
+            </w:pPr>
+            <w:r/>
+            <w:r>
+              <w:rPr>
+                <w:sz w:val="20"/>
+              </w:rPr>
+              <w:t>Analysis</w:t>
+            </w:r>
+          </w:p>
+        </w:tc>
+        <w:tc>
+          <w:tcPr>
+            <w:tcW w:type="dxa" w:w="3402"/>
+            <w:shd w:val="clear" w:fill="F1F4F8"/>
+          </w:tcPr>
+          <w:p>
+            <w:pPr>
+              <w:spacing w:after="0"/>
+            </w:pPr>
+            <w:r/>
+            <w:r>
+              <w:rPr>
+                <w:sz w:val="20"/>
+              </w:rPr>
+              <w:t>tsc and eslint in CI</w:t>
+            </w:r>
+          </w:p>
+        </w:tc>
+        <w:tc>
+          <w:tcPr>
+            <w:tcW w:type="dxa" w:w="1361"/>
+            <w:shd w:val="clear" w:fill="F1F4F8"/>
+          </w:tcPr>
+          <w:p>
+            <w:pPr>
+              <w:spacing w:after="0"/>
+            </w:pPr>
+            <w:r/>
+            <w:r>
+              <w:rPr>
+                <w:sz w:val="20"/>
+              </w:rPr>
+              <w:t>Pass</w:t>
+            </w:r>
+          </w:p>
+        </w:tc>
+      </w:tr>
+      <w:tr>
+        <w:trPr>
+          <w:cantSplit/>
+        </w:trPr>
+        <w:tc>
+          <w:tcPr>
+            <w:tcW w:type="dxa" w:w="3118"/>
+          </w:tcPr>
+          <w:p>
+            <w:pPr>
+              <w:spacing w:after="0"/>
+            </w:pPr>
+            <w:r/>
+            <w:r>
+              <w:rPr>
+                <w:b/>
+                <w:sz w:val="20"/>
+              </w:rPr>
+              <w:t>No known insecure code patterns</w:t>
+            </w:r>
+          </w:p>
+        </w:tc>
+        <w:tc>
+          <w:tcPr>
+            <w:tcW w:type="dxa" w:w="1304"/>
+          </w:tcPr>
+          <w:p>
+            <w:pPr>
+              <w:spacing w:after="0"/>
+            </w:pPr>
+            <w:r/>
+            <w:r>
+              <w:rPr>
+                <w:sz w:val="20"/>
+              </w:rPr>
+              <w:t>Analysis</w:t>
+            </w:r>
+          </w:p>
+        </w:tc>
+        <w:tc>
+          <w:tcPr>
+            <w:tcW w:type="dxa" w:w="3402"/>
+          </w:tcPr>
+          <w:p>
+            <w:pPr>
+              <w:spacing w:after="0"/>
+            </w:pPr>
+            <w:r/>
+            <w:r>
+              <w:rPr>
+                <w:sz w:val="20"/>
+              </w:rPr>
+              <w:t>CodeQL scan</w:t>
+            </w:r>
+          </w:p>
+        </w:tc>
+        <w:tc>
+          <w:tcPr>
+            <w:tcW w:type="dxa" w:w="1361"/>
+          </w:tcPr>
+          <w:p>
+            <w:pPr>
+              <w:spacing w:after="0"/>
+            </w:pPr>
+            <w:r/>
+            <w:r>
+              <w:rPr>
+                <w:sz w:val="20"/>
+              </w:rPr>
+              <w:t>Pass</w:t>
+            </w:r>
+          </w:p>
+        </w:tc>
+      </w:tr>
+      <w:tr>
+        <w:trPr>
+          <w:cantSplit/>
+        </w:trPr>
+        <w:tc>
+          <w:tcPr>
+            <w:tcW w:type="dxa" w:w="3118"/>
+            <w:shd w:val="clear" w:fill="F1F4F8"/>
+          </w:tcPr>
+          <w:p>
+            <w:pPr>
+              <w:spacing w:after="0"/>
+            </w:pPr>
+            <w:r/>
+            <w:r>
+              <w:rPr>
+                <w:b/>
+                <w:sz w:val="20"/>
+              </w:rPr>
+              <w:t>Baseline approver can be proved</w:t>
+            </w:r>
+          </w:p>
+        </w:tc>
+        <w:tc>
+          <w:tcPr>
+            <w:tcW w:type="dxa" w:w="1304"/>
+            <w:shd w:val="clear" w:fill="F1F4F8"/>
+          </w:tcPr>
+          <w:p>
+            <w:pPr>
+              <w:spacing w:after="0"/>
+            </w:pPr>
+            <w:r/>
+            <w:r>
+              <w:rPr>
+                <w:sz w:val="20"/>
+              </w:rPr>
+              <w:t>Inspection</w:t>
+            </w:r>
+          </w:p>
+        </w:tc>
+        <w:tc>
+          <w:tcPr>
+            <w:tcW w:type="dxa" w:w="3402"/>
+            <w:shd w:val="clear" w:fill="F1F4F8"/>
+          </w:tcPr>
+          <w:p>
+            <w:pPr>
+              <w:spacing w:after="0"/>
+            </w:pPr>
+            <w:r/>
+            <w:r>
+              <w:rPr>
+                <w:sz w:val="20"/>
+              </w:rPr>
+              <w:t>git tag -v on the signed tag</w:t>
+            </w:r>
+          </w:p>
+        </w:tc>
+        <w:tc>
+          <w:tcPr>
+            <w:tcW w:type="dxa" w:w="1361"/>
+            <w:shd w:val="clear" w:fill="F1F4F8"/>
+          </w:tcPr>
+          <w:p>
+            <w:pPr>
+              <w:spacing w:after="0"/>
+            </w:pPr>
+            <w:r/>
+            <w:r>
+              <w:rPr>
+                <w:sz w:val="20"/>
+              </w:rPr>
+              <w:t>Pass</w:t>
+            </w:r>
+          </w:p>
+        </w:tc>
+      </w:tr>
+    </w:tbl>
+    <w:p>
+      <w:pPr>
+        <w:spacing w:after="80"/>
+      </w:pPr>
+    </w:p>
+    <w:p>
+      <w:pPr>
+        <w:spacing w:after="120"/>
+      </w:pPr>
+      <w:r>
+        <w:rPr>
+          <w:b w:val="0"/>
+        </w:rPr>
+        <w:t>Verification is done on an ongoing basis and every baseline is audited before release. The audits are run by the team using the audit checklist, and CodeQL, gitleaks and CI act as independent automated checks. Each audit result is written to the audit log, and any anomaly is fixed and traced to its root cause through a change request.</w:t>
       </w:r>
     </w:p>
     <w:p>
@@ -1899,7 +3420,7 @@
     <w:p>
       <w:pPr>
         <w:pStyle w:val="ListBullet"/>
-        <w:spacing w:after="40"/>
+        <w:spacing w:after="60"/>
       </w:pPr>
       <w:r>
         <w:t>The full test suite passes, 545 of 545, covering the engine, state store, story chapters and components.</w:t>
@@ -1908,7 +3429,7 @@
     <w:p>
       <w:pPr>
         <w:pStyle w:val="ListBullet"/>
-        <w:spacing w:after="40"/>
+        <w:spacing w:after="60"/>
       </w:pPr>
       <w:r>
         <w:t>Typecheck and lint are clean, and the coverage change is not negative.</w:t>
@@ -1917,7 +3438,7 @@
     <w:p>
       <w:pPr>
         <w:pStyle w:val="ListBullet"/>
-        <w:spacing w:after="40"/>
+        <w:spacing w:after="60"/>
       </w:pPr>
       <w:r>
         <w:t>CodeQL reports no high or critical findings.</w:t>
@@ -1926,7 +3447,7 @@
     <w:p>
       <w:pPr>
         <w:pStyle w:val="ListBullet"/>
-        <w:spacing w:after="40"/>
+        <w:spacing w:after="60"/>
       </w:pPr>
       <w:r>
         <w:t>Each chapter plays through end to end and its documentation is complete.</w:t>
@@ -1968,7 +3489,7 @@
     <w:p>
       <w:pPr>
         <w:pStyle w:val="ListBullet"/>
-        <w:spacing w:after="40"/>
+        <w:spacing w:after="60"/>
       </w:pPr>
       <w:r>
         <w:t>The signed baseline tag verifies with git tag -v.</w:t>
@@ -1977,7 +3498,7 @@
     <w:p>
       <w:pPr>
         <w:pStyle w:val="ListBullet"/>
-        <w:spacing w:after="40"/>
+        <w:spacing w:after="60"/>
       </w:pPr>
       <w:r>
         <w:t>The baseline register row lists the CI versions actually included.</w:t>
@@ -1986,7 +3507,7 @@
     <w:p>
       <w:pPr>
         <w:pStyle w:val="ListBullet"/>
-        <w:spacing w:after="40"/>
+        <w:spacing w:after="60"/>
       </w:pPr>
       <w:r>
         <w:t>The status ledger and CHANGELOG match the version in package.json and the tag.</w:t>
@@ -1995,7 +3516,7 @@
     <w:p>
       <w:pPr>
         <w:pStyle w:val="ListBullet"/>
-        <w:spacing w:after="40"/>
+        <w:spacing w:after="60"/>
       </w:pPr>
       <w:r>
         <w:t>Every change request in the release is closed.</w:t>
@@ -2004,10 +3525,21 @@
     <w:p>
       <w:pPr>
         <w:pStyle w:val="ListBullet"/>
-        <w:spacing w:after="40"/>
+        <w:spacing w:after="60"/>
       </w:pPr>
       <w:r>
         <w:t>The build is produced from the tagged commit only.</w:t>
+      </w:r>
+    </w:p>
+    <w:p>
+      <w:pPr>
+        <w:spacing w:after="120"/>
+      </w:pPr>
+      <w:r>
+        <w:rPr>
+          <w:b w:val="0"/>
+        </w:rPr>
+        <w:t>When the FCA and the PCA are both complete, the product baseline is established. That is why a baseline tag is cut only after the audit checklist has been run.</w:t>
       </w:r>
     </w:p>
     <w:p>
@@ -2034,24 +3566,46 @@
         <w:tblStyle w:val="TableGrid"/>
         <w:tblW w:type="auto" w:w="0"/>
         <w:tblLook w:firstColumn="1" w:firstRow="1" w:lastColumn="0" w:lastRow="0" w:noHBand="0" w:noVBand="1" w:val="04A0"/>
+        <w:tblBorders>
+          <w:top w:val="single" w:sz="4" w:color="C9CED6"/>
+          <w:left w:val="single" w:sz="4" w:color="C9CED6"/>
+          <w:bottom w:val="single" w:sz="4" w:color="C9CED6"/>
+          <w:right w:val="single" w:sz="4" w:color="C9CED6"/>
+          <w:insideH w:val="single" w:sz="4" w:color="C9CED6"/>
+          <w:insideV w:val="single" w:sz="4" w:color="C9CED6"/>
+        </w:tblBorders>
+        <w:tblCellMar>
+          <w:top w:w="60" w:type="dxa"/>
+          <w:bottom w:w="60" w:type="dxa"/>
+          <w:left w:w="100" w:type="dxa"/>
+          <w:right w:w="100" w:type="dxa"/>
+        </w:tblCellMar>
       </w:tblPr>
       <w:tblGrid>
-        <w:gridCol w:w="3211"/>
-        <w:gridCol w:w="3211"/>
-        <w:gridCol w:w="3211"/>
+        <w:gridCol w:w="3249"/>
+        <w:gridCol w:w="3249"/>
+        <w:gridCol w:w="3249"/>
       </w:tblGrid>
       <w:tr>
+        <w:trPr>
+          <w:tblHeader/>
+          <w:cantSplit/>
+        </w:trPr>
         <w:tc>
           <w:tcPr>
             <w:tcW w:type="dxa" w:w="2835"/>
-            <w:shd w:val="clear" w:fill="D9D9D9"/>
+            <w:shd w:val="clear" w:fill="1F2A44"/>
           </w:tcPr>
           <w:p>
+            <w:pPr>
+              <w:keepNext/>
+            </w:pPr>
             <w:r/>
             <w:r>
               <w:rPr>
                 <w:b/>
-                <w:sz w:val="21"/>
+                <w:color w:val="FFFFFF"/>
+                <w:sz w:val="20"/>
               </w:rPr>
               <w:t>Check</w:t>
             </w:r>
@@ -2060,14 +3614,18 @@
         <w:tc>
           <w:tcPr>
             <w:tcW w:type="dxa" w:w="3515"/>
-            <w:shd w:val="clear" w:fill="D9D9D9"/>
+            <w:shd w:val="clear" w:fill="1F2A44"/>
           </w:tcPr>
           <w:p>
+            <w:pPr>
+              <w:keepNext/>
+            </w:pPr>
             <w:r/>
             <w:r>
               <w:rPr>
                 <w:b/>
-                <w:sz w:val="21"/>
+                <w:color w:val="FFFFFF"/>
+                <w:sz w:val="20"/>
               </w:rPr>
               <w:t>What it catches</w:t>
             </w:r>
@@ -2076,14 +3634,18 @@
         <w:tc>
           <w:tcPr>
             <w:tcW w:type="dxa" w:w="2835"/>
-            <w:shd w:val="clear" w:fill="D9D9D9"/>
+            <w:shd w:val="clear" w:fill="1F2A44"/>
           </w:tcPr>
           <w:p>
+            <w:pPr>
+              <w:keepNext/>
+            </w:pPr>
             <w:r/>
             <w:r>
               <w:rPr>
                 <w:b/>
-                <w:sz w:val="21"/>
+                <w:color w:val="FFFFFF"/>
+                <w:sz w:val="20"/>
               </w:rPr>
               <w:t>BL-27 result</w:t>
             </w:r>
@@ -2091,15 +3653,22 @@
         </w:tc>
       </w:tr>
       <w:tr>
+        <w:trPr>
+          <w:cantSplit/>
+        </w:trPr>
         <w:tc>
           <w:tcPr>
             <w:tcW w:type="dxa" w:w="2835"/>
           </w:tcPr>
           <w:p>
+            <w:pPr>
+              <w:spacing w:after="0"/>
+            </w:pPr>
             <w:r/>
             <w:r>
               <w:rPr>
-                <w:sz w:val="21"/>
+                <w:b/>
+                <w:sz w:val="20"/>
               </w:rPr>
               <w:t>CodeQL clean</w:t>
             </w:r>
@@ -2110,10 +3679,13 @@
             <w:tcW w:type="dxa" w:w="3515"/>
           </w:tcPr>
           <w:p>
+            <w:pPr>
+              <w:spacing w:after="0"/>
+            </w:pPr>
             <w:r/>
             <w:r>
               <w:rPr>
-                <w:sz w:val="21"/>
+                <w:sz w:val="20"/>
               </w:rPr>
               <w:t>Known bad code pattern in an approved baseline</w:t>
             </w:r>
@@ -2124,10 +3696,13 @@
             <w:tcW w:type="dxa" w:w="2835"/>
           </w:tcPr>
           <w:p>
+            <w:pPr>
+              <w:spacing w:after="0"/>
+            </w:pPr>
             <w:r/>
             <w:r>
               <w:rPr>
-                <w:sz w:val="21"/>
+                <w:sz w:val="20"/>
               </w:rPr>
               <w:t>Pass</w:t>
             </w:r>
@@ -2135,15 +3710,23 @@
         </w:tc>
       </w:tr>
       <w:tr>
+        <w:trPr>
+          <w:cantSplit/>
+        </w:trPr>
         <w:tc>
           <w:tcPr>
             <w:tcW w:type="dxa" w:w="2835"/>
+            <w:shd w:val="clear" w:fill="F1F4F8"/>
           </w:tcPr>
           <w:p>
+            <w:pPr>
+              <w:spacing w:after="0"/>
+            </w:pPr>
             <w:r/>
             <w:r>
               <w:rPr>
-                <w:sz w:val="21"/>
+                <w:b/>
+                <w:sz w:val="20"/>
               </w:rPr>
               <w:t>gitleaks clean</w:t>
             </w:r>
@@ -2152,12 +3735,16 @@
         <w:tc>
           <w:tcPr>
             <w:tcW w:type="dxa" w:w="3515"/>
+            <w:shd w:val="clear" w:fill="F1F4F8"/>
           </w:tcPr>
           <w:p>
+            <w:pPr>
+              <w:spacing w:after="0"/>
+            </w:pPr>
             <w:r/>
             <w:r>
               <w:rPr>
-                <w:sz w:val="21"/>
+                <w:sz w:val="20"/>
               </w:rPr>
               <w:t>Secret baked into history</w:t>
             </w:r>
@@ -2166,12 +3753,16 @@
         <w:tc>
           <w:tcPr>
             <w:tcW w:type="dxa" w:w="2835"/>
+            <w:shd w:val="clear" w:fill="F1F4F8"/>
           </w:tcPr>
           <w:p>
+            <w:pPr>
+              <w:spacing w:after="0"/>
+            </w:pPr>
             <w:r/>
             <w:r>
               <w:rPr>
-                <w:sz w:val="21"/>
+                <w:sz w:val="20"/>
               </w:rPr>
               <w:t>Pass</w:t>
             </w:r>
@@ -2179,15 +3770,22 @@
         </w:tc>
       </w:tr>
       <w:tr>
+        <w:trPr>
+          <w:cantSplit/>
+        </w:trPr>
         <w:tc>
           <w:tcPr>
             <w:tcW w:type="dxa" w:w="2835"/>
           </w:tcPr>
           <w:p>
+            <w:pPr>
+              <w:spacing w:after="0"/>
+            </w:pPr>
             <w:r/>
             <w:r>
               <w:rPr>
-                <w:sz w:val="21"/>
+                <w:b/>
+                <w:sz w:val="20"/>
               </w:rPr>
               <w:t>Coverage delta not negative</w:t>
             </w:r>
@@ -2198,10 +3796,13 @@
             <w:tcW w:type="dxa" w:w="3515"/>
           </w:tcPr>
           <w:p>
+            <w:pPr>
+              <w:spacing w:after="0"/>
+            </w:pPr>
             <w:r/>
             <w:r>
               <w:rPr>
-                <w:sz w:val="21"/>
+                <w:sz w:val="20"/>
               </w:rPr>
               <w:t>Untested code entering the baseline</w:t>
             </w:r>
@@ -2212,10 +3813,13 @@
             <w:tcW w:type="dxa" w:w="2835"/>
           </w:tcPr>
           <w:p>
+            <w:pPr>
+              <w:spacing w:after="0"/>
+            </w:pPr>
             <w:r/>
             <w:r>
               <w:rPr>
-                <w:sz w:val="21"/>
+                <w:sz w:val="20"/>
               </w:rPr>
               <w:t>Pass</w:t>
             </w:r>
@@ -2223,15 +3827,23 @@
         </w:tc>
       </w:tr>
       <w:tr>
+        <w:trPr>
+          <w:cantSplit/>
+        </w:trPr>
         <w:tc>
           <w:tcPr>
             <w:tcW w:type="dxa" w:w="2835"/>
+            <w:shd w:val="clear" w:fill="F1F4F8"/>
           </w:tcPr>
           <w:p>
+            <w:pPr>
+              <w:spacing w:after="0"/>
+            </w:pPr>
             <w:r/>
             <w:r>
               <w:rPr>
-                <w:sz w:val="21"/>
+                <w:b/>
+                <w:sz w:val="20"/>
               </w:rPr>
               <w:t>Dependabot security queue empty</w:t>
             </w:r>
@@ -2240,12 +3852,16 @@
         <w:tc>
           <w:tcPr>
             <w:tcW w:type="dxa" w:w="3515"/>
+            <w:shd w:val="clear" w:fill="F1F4F8"/>
           </w:tcPr>
           <w:p>
+            <w:pPr>
+              <w:spacing w:after="0"/>
+            </w:pPr>
             <w:r/>
             <w:r>
               <w:rPr>
-                <w:sz w:val="21"/>
+                <w:sz w:val="20"/>
               </w:rPr>
               <w:t>Known vulnerability in a dependency</w:t>
             </w:r>
@@ -2254,12 +3870,16 @@
         <w:tc>
           <w:tcPr>
             <w:tcW w:type="dxa" w:w="2835"/>
+            <w:shd w:val="clear" w:fill="F1F4F8"/>
           </w:tcPr>
           <w:p>
+            <w:pPr>
+              <w:spacing w:after="0"/>
+            </w:pPr>
             <w:r/>
             <w:r>
               <w:rPr>
-                <w:sz w:val="21"/>
+                <w:sz w:val="20"/>
               </w:rPr>
               <w:t>Pass</w:t>
             </w:r>
@@ -2267,15 +3887,22 @@
         </w:tc>
       </w:tr>
       <w:tr>
+        <w:trPr>
+          <w:cantSplit/>
+        </w:trPr>
         <w:tc>
           <w:tcPr>
             <w:tcW w:type="dxa" w:w="2835"/>
           </w:tcPr>
           <w:p>
+            <w:pPr>
+              <w:spacing w:after="0"/>
+            </w:pPr>
             <w:r/>
             <w:r>
               <w:rPr>
-                <w:sz w:val="21"/>
+                <w:b/>
+                <w:sz w:val="20"/>
               </w:rPr>
               <w:t>All CRs in release are closed</w:t>
             </w:r>
@@ -2286,10 +3913,13 @@
             <w:tcW w:type="dxa" w:w="3515"/>
           </w:tcPr>
           <w:p>
+            <w:pPr>
+              <w:spacing w:after="0"/>
+            </w:pPr>
             <w:r/>
             <w:r>
               <w:rPr>
-                <w:sz w:val="21"/>
+                <w:sz w:val="20"/>
               </w:rPr>
               <w:t>Baseline claiming unfinished work</w:t>
             </w:r>
@@ -2300,10 +3930,13 @@
             <w:tcW w:type="dxa" w:w="2835"/>
           </w:tcPr>
           <w:p>
+            <w:pPr>
+              <w:spacing w:after="0"/>
+            </w:pPr>
             <w:r/>
             <w:r>
               <w:rPr>
-                <w:sz w:val="21"/>
+                <w:sz w:val="20"/>
               </w:rPr>
               <w:t>Pass, CR-120 and CR-121 closed</w:t>
             </w:r>
@@ -2311,15 +3944,23 @@
         </w:tc>
       </w:tr>
       <w:tr>
+        <w:trPr>
+          <w:cantSplit/>
+        </w:trPr>
         <w:tc>
           <w:tcPr>
             <w:tcW w:type="dxa" w:w="2835"/>
+            <w:shd w:val="clear" w:fill="F1F4F8"/>
           </w:tcPr>
           <w:p>
+            <w:pPr>
+              <w:spacing w:after="0"/>
+            </w:pPr>
             <w:r/>
             <w:r>
               <w:rPr>
-                <w:sz w:val="21"/>
+                <w:b/>
+                <w:sz w:val="20"/>
               </w:rPr>
               <w:t>Tag signature verifies</w:t>
             </w:r>
@@ -2328,12 +3969,16 @@
         <w:tc>
           <w:tcPr>
             <w:tcW w:type="dxa" w:w="3515"/>
+            <w:shd w:val="clear" w:fill="F1F4F8"/>
           </w:tcPr>
           <w:p>
+            <w:pPr>
+              <w:spacing w:after="0"/>
+            </w:pPr>
             <w:r/>
             <w:r>
               <w:rPr>
-                <w:sz w:val="21"/>
+                <w:sz w:val="20"/>
               </w:rPr>
               <w:t>No proof of who approved the baseline</w:t>
             </w:r>
@@ -2342,12 +3987,16 @@
         <w:tc>
           <w:tcPr>
             <w:tcW w:type="dxa" w:w="2835"/>
+            <w:shd w:val="clear" w:fill="F1F4F8"/>
           </w:tcPr>
           <w:p>
+            <w:pPr>
+              <w:spacing w:after="0"/>
+            </w:pPr>
             <w:r/>
             <w:r>
               <w:rPr>
-                <w:sz w:val="21"/>
+                <w:sz w:val="20"/>
               </w:rPr>
               <w:t>Pass</w:t>
             </w:r>
@@ -2355,15 +4004,22 @@
         </w:tc>
       </w:tr>
       <w:tr>
+        <w:trPr>
+          <w:cantSplit/>
+        </w:trPr>
         <w:tc>
           <w:tcPr>
             <w:tcW w:type="dxa" w:w="2835"/>
           </w:tcPr>
           <w:p>
+            <w:pPr>
+              <w:spacing w:after="0"/>
+            </w:pPr>
             <w:r/>
             <w:r>
               <w:rPr>
-                <w:sz w:val="21"/>
+                <w:b/>
+                <w:sz w:val="20"/>
               </w:rPr>
               <w:t>Baseline register entry drafted</w:t>
             </w:r>
@@ -2374,10 +4030,13 @@
             <w:tcW w:type="dxa" w:w="3515"/>
           </w:tcPr>
           <w:p>
+            <w:pPr>
+              <w:spacing w:after="0"/>
+            </w:pPr>
             <w:r/>
             <w:r>
               <w:rPr>
-                <w:sz w:val="21"/>
+                <w:sz w:val="20"/>
               </w:rPr>
               <w:t>Stale record of what is in prod</w:t>
             </w:r>
@@ -2388,10 +4047,13 @@
             <w:tcW w:type="dxa" w:w="2835"/>
           </w:tcPr>
           <w:p>
+            <w:pPr>
+              <w:spacing w:after="0"/>
+            </w:pPr>
             <w:r/>
             <w:r>
               <w:rPr>
-                <w:sz w:val="21"/>
+                <w:sz w:val="20"/>
               </w:rPr>
               <w:t>Pass</w:t>
             </w:r>
@@ -2399,15 +4061,23 @@
         </w:tc>
       </w:tr>
       <w:tr>
+        <w:trPr>
+          <w:cantSplit/>
+        </w:trPr>
         <w:tc>
           <w:tcPr>
             <w:tcW w:type="dxa" w:w="2835"/>
+            <w:shd w:val="clear" w:fill="F1F4F8"/>
           </w:tcPr>
           <w:p>
+            <w:pPr>
+              <w:spacing w:after="0"/>
+            </w:pPr>
             <w:r/>
             <w:r>
               <w:rPr>
-                <w:sz w:val="21"/>
+                <w:b/>
+                <w:sz w:val="20"/>
               </w:rPr>
               <w:t>Status ledger updated</w:t>
             </w:r>
@@ -2416,12 +4086,16 @@
         <w:tc>
           <w:tcPr>
             <w:tcW w:type="dxa" w:w="3515"/>
+            <w:shd w:val="clear" w:fill="F1F4F8"/>
           </w:tcPr>
           <w:p>
+            <w:pPr>
+              <w:spacing w:after="0"/>
+            </w:pPr>
             <w:r/>
             <w:r>
               <w:rPr>
-                <w:sz w:val="21"/>
+                <w:sz w:val="20"/>
               </w:rPr>
               <w:t>Stale record of where it is</w:t>
             </w:r>
@@ -2430,12 +4104,16 @@
         <w:tc>
           <w:tcPr>
             <w:tcW w:type="dxa" w:w="2835"/>
+            <w:shd w:val="clear" w:fill="F1F4F8"/>
           </w:tcPr>
           <w:p>
+            <w:pPr>
+              <w:spacing w:after="0"/>
+            </w:pPr>
             <w:r/>
             <w:r>
               <w:rPr>
-                <w:sz w:val="21"/>
+                <w:sz w:val="20"/>
               </w:rPr>
               <w:t>Pass</w:t>
             </w:r>
@@ -2445,7 +4123,7 @@
     </w:tbl>
     <w:p>
       <w:pPr>
-        <w:spacing w:after="40"/>
+        <w:spacing w:after="80"/>
       </w:pPr>
     </w:p>
     <w:p>
@@ -2462,6 +4140,9 @@
     <w:p>
       <w:pPr>
         <w:pStyle w:val="Heading1"/>
+        <w:pBdr>
+          <w:bottom w:val="single" w:sz="8" w:space="3" w:color="1F2A44"/>
+        </w:pBdr>
       </w:pPr>
       <w:r>
         <w:t>3. SCM Standards and Process Improvement Models</w:t>
@@ -2483,7 +4164,7 @@
         <w:rPr>
           <w:b w:val="0"/>
         </w:rPr>
-        <w:t>We chose CMMI (Capability Maturity Model Integration). CMMI for Development contains a process area called Configuration Management, and it maps directly to what the project does. It also gives a way to describe how mature our process is. ITIL is aimed at running IT services, COBIT is aimed at IT governance for organisations, and SWEBOK is a body of knowledge instead of a maturity model, so CMMI was the best fit for a development project.</w:t>
+        <w:t>We chose CMMI (Capability Maturity Model Integration). CMMI for Development contains a process area called Configuration Management, and it maps directly to what the project does. It also gives a way to describe how mature our process is. ITIL is aimed at running IT services, COBIT is aimed at IT governance for organisations, and SWEBOK is a body of knowledge instead of a maturity model, so CMMI was the best fit for a development project. CMMI merges the earlier SW-CMM, Systems Engineering and IPD models into one enterprise wide model, and it comes in two forms. The staged form gives fixed maturity levels and the continuous form lets a team pick a process area and improve its capability level. Configuration Management is a Support Process Area, which exists to establish and maintain the integrity of work products through identification, change control, status accounting and audits.</w:t>
       </w:r>
     </w:p>
     <w:p>
@@ -2510,23 +4191,45 @@
         <w:tblStyle w:val="TableGrid"/>
         <w:tblW w:type="auto" w:w="0"/>
         <w:tblLook w:firstColumn="1" w:firstRow="1" w:lastColumn="0" w:lastRow="0" w:noHBand="0" w:noVBand="1" w:val="04A0"/>
+        <w:tblBorders>
+          <w:top w:val="single" w:sz="4" w:color="C9CED6"/>
+          <w:left w:val="single" w:sz="4" w:color="C9CED6"/>
+          <w:bottom w:val="single" w:sz="4" w:color="C9CED6"/>
+          <w:right w:val="single" w:sz="4" w:color="C9CED6"/>
+          <w:insideH w:val="single" w:sz="4" w:color="C9CED6"/>
+          <w:insideV w:val="single" w:sz="4" w:color="C9CED6"/>
+        </w:tblBorders>
+        <w:tblCellMar>
+          <w:top w:w="60" w:type="dxa"/>
+          <w:bottom w:w="60" w:type="dxa"/>
+          <w:left w:w="100" w:type="dxa"/>
+          <w:right w:w="100" w:type="dxa"/>
+        </w:tblCellMar>
       </w:tblPr>
       <w:tblGrid>
-        <w:gridCol w:w="4816"/>
-        <w:gridCol w:w="4816"/>
+        <w:gridCol w:w="4873"/>
+        <w:gridCol w:w="4873"/>
       </w:tblGrid>
       <w:tr>
+        <w:trPr>
+          <w:tblHeader/>
+          <w:cantSplit/>
+        </w:trPr>
         <w:tc>
           <w:tcPr>
             <w:tcW w:type="dxa" w:w="3969"/>
-            <w:shd w:val="clear" w:fill="D9D9D9"/>
+            <w:shd w:val="clear" w:fill="1F2A44"/>
           </w:tcPr>
           <w:p>
+            <w:pPr>
+              <w:keepNext/>
+            </w:pPr>
             <w:r/>
             <w:r>
               <w:rPr>
                 <w:b/>
-                <w:sz w:val="21"/>
+                <w:color w:val="FFFFFF"/>
+                <w:sz w:val="20"/>
               </w:rPr>
               <w:t>CMMI specific goal</w:t>
             </w:r>
@@ -2535,14 +4238,18 @@
         <w:tc>
           <w:tcPr>
             <w:tcW w:type="dxa" w:w="5216"/>
-            <w:shd w:val="clear" w:fill="D9D9D9"/>
+            <w:shd w:val="clear" w:fill="1F2A44"/>
           </w:tcPr>
           <w:p>
+            <w:pPr>
+              <w:keepNext/>
+            </w:pPr>
             <w:r/>
             <w:r>
               <w:rPr>
                 <w:b/>
-                <w:sz w:val="21"/>
+                <w:color w:val="FFFFFF"/>
+                <w:sz w:val="20"/>
               </w:rPr>
               <w:t>How it applies in Merge Conflict</w:t>
             </w:r>
@@ -2550,17 +4257,23 @@
         </w:tc>
       </w:tr>
       <w:tr>
+        <w:trPr>
+          <w:cantSplit/>
+        </w:trPr>
         <w:tc>
           <w:tcPr>
             <w:tcW w:type="dxa" w:w="3969"/>
           </w:tcPr>
           <w:p>
+            <w:pPr>
+              <w:spacing w:after="0"/>
+            </w:pPr>
             <w:r/>
             <w:r>
               <w:rPr>
-                <w:sz w:val="21"/>
+                <w:sz w:val="20"/>
               </w:rPr>
-              <w:t>SG 1 Establish baselines. Identify configuration items, establish a configuration management system, create or release baselines.</w:t>
+              <w:t>SG 1 Establish baselines. SP 1.1 identify configuration items, SP 1.2 establish a configuration management system, SP 1.3 create or release baselines.</w:t>
             </w:r>
           </w:p>
         </w:tc>
@@ -2569,10 +4282,13 @@
             <w:tcW w:type="dxa" w:w="5216"/>
           </w:tcPr>
           <w:p>
+            <w:pPr>
+              <w:spacing w:after="0"/>
+            </w:pPr>
             <w:r/>
             <w:r>
               <w:rPr>
-                <w:sz w:val="21"/>
+                <w:sz w:val="20"/>
               </w:rPr>
               <w:t>The CSCI, TLCSC, LLCSC and CSU tree identifies every item. Git and GitHub are the configuration management system. Signed BL tags are the baselines, 28 in total.</w:t>
             </w:r>
@@ -2580,17 +4296,64 @@
         </w:tc>
       </w:tr>
       <w:tr>
+        <w:trPr>
+          <w:cantSplit/>
+        </w:trPr>
+        <w:tc>
+          <w:tcPr>
+            <w:tcW w:type="dxa" w:w="3969"/>
+            <w:shd w:val="clear" w:fill="F1F4F8"/>
+          </w:tcPr>
+          <w:p>
+            <w:pPr>
+              <w:spacing w:after="0"/>
+            </w:pPr>
+            <w:r/>
+            <w:r>
+              <w:rPr>
+                <w:sz w:val="20"/>
+              </w:rPr>
+              <w:t>SG 2 Track and control changes. SP 2.1 track change requests, SP 2.2 control configuration items.</w:t>
+            </w:r>
+          </w:p>
+        </w:tc>
+        <w:tc>
+          <w:tcPr>
+            <w:tcW w:type="dxa" w:w="5216"/>
+            <w:shd w:val="clear" w:fill="F1F4F8"/>
+          </w:tcPr>
+          <w:p>
+            <w:pPr>
+              <w:spacing w:after="0"/>
+            </w:pPr>
+            <w:r/>
+            <w:r>
+              <w:rPr>
+                <w:sz w:val="20"/>
+              </w:rPr>
+              <w:t>Every change starts as a CR issue. Pull requests, CODEOWNERS, required status checks and signed commits control what enters develop and main.</w:t>
+            </w:r>
+          </w:p>
+        </w:tc>
+      </w:tr>
+      <w:tr>
+        <w:trPr>
+          <w:cantSplit/>
+        </w:trPr>
         <w:tc>
           <w:tcPr>
             <w:tcW w:type="dxa" w:w="3969"/>
           </w:tcPr>
           <w:p>
+            <w:pPr>
+              <w:spacing w:after="0"/>
+            </w:pPr>
             <w:r/>
             <w:r>
               <w:rPr>
-                <w:sz w:val="21"/>
+                <w:sz w:val="20"/>
               </w:rPr>
-              <w:t>SG 2 Track and control changes. Track change requests, control configuration items.</w:t>
+              <w:t>SG 3 Establish integrity. SP 3.1 establish configuration management records, SP 3.2 perform configuration audits.</w:t>
             </w:r>
           </w:p>
         </w:tc>
@@ -2599,40 +4362,13 @@
             <w:tcW w:type="dxa" w:w="5216"/>
           </w:tcPr>
           <w:p>
+            <w:pPr>
+              <w:spacing w:after="0"/>
+            </w:pPr>
             <w:r/>
             <w:r>
               <w:rPr>
-                <w:sz w:val="21"/>
-              </w:rPr>
-              <w:t>Every change starts as a CR issue. Pull requests, CODEOWNERS, required status checks and signed commits control what enters develop and main.</w:t>
-            </w:r>
-          </w:p>
-        </w:tc>
-      </w:tr>
-      <w:tr>
-        <w:tc>
-          <w:tcPr>
-            <w:tcW w:type="dxa" w:w="3969"/>
-          </w:tcPr>
-          <w:p>
-            <w:r/>
-            <w:r>
-              <w:rPr>
-                <w:sz w:val="21"/>
-              </w:rPr>
-              <w:t>SG 3 Establish integrity. Establish configuration management records, perform configuration audits.</w:t>
-            </w:r>
-          </w:p>
-        </w:tc>
-        <w:tc>
-          <w:tcPr>
-            <w:tcW w:type="dxa" w:w="5216"/>
-          </w:tcPr>
-          <w:p>
-            <w:r/>
-            <w:r>
-              <w:rPr>
-                <w:sz w:val="21"/>
+                <w:sz w:val="20"/>
               </w:rPr>
               <w:t>The status ledger and baseline register are the records. The audit checklist, CodeQL, gitleaks and the PCA and FCA activities are the audits.</w:t>
             </w:r>
@@ -2642,7 +4378,7 @@
     </w:tbl>
     <w:p>
       <w:pPr>
-        <w:spacing w:after="40"/>
+        <w:spacing w:after="80"/>
       </w:pPr>
     </w:p>
     <w:p>
@@ -2656,7 +4392,7 @@
     <w:p>
       <w:pPr>
         <w:pStyle w:val="ListBullet"/>
-        <w:spacing w:after="40"/>
+        <w:spacing w:after="60"/>
       </w:pPr>
       <w:r>
         <w:t>Configuration control: no change reaches a protected branch without a change request, a passing pipeline, a signed commit and a review. This makes uncontrolled change very hard.</w:t>
@@ -2665,7 +4401,7 @@
     <w:p>
       <w:pPr>
         <w:pStyle w:val="ListBullet"/>
-        <w:spacing w:after="40"/>
+        <w:spacing w:after="60"/>
       </w:pPr>
       <w:r>
         <w:t>Traceability: a Refs footer links each commit to a CR, each CR to a CHANGELOG entry, and each release to a baseline. Any line in production can be traced back to the reason it exists.</w:t>
@@ -2674,7 +4410,7 @@
     <w:p>
       <w:pPr>
         <w:pStyle w:val="ListBullet"/>
-        <w:spacing w:after="40"/>
+        <w:spacing w:after="60"/>
       </w:pPr>
       <w:r>
         <w:t>Repeatability: builds run from a clean checkout in CI with npm ci, so the same tag gives the same result.</w:t>
@@ -2683,7 +4419,7 @@
     <w:p>
       <w:pPr>
         <w:pStyle w:val="ListBullet"/>
-        <w:spacing w:after="40"/>
+        <w:spacing w:after="60"/>
       </w:pPr>
       <w:r>
         <w:t>Quality: 545 automated tests, strict typechecking, lint, static analysis and secret scanning run on every change, and coverage is measured.</w:t>
@@ -2692,7 +4428,7 @@
     <w:p>
       <w:pPr>
         <w:pStyle w:val="ListBullet"/>
-        <w:spacing w:after="40"/>
+        <w:spacing w:after="60"/>
       </w:pPr>
       <w:r>
         <w:t>Improvement: the audit log records each result, and later baselines build on it. Findings from earlier audits were fixed before later baselines. This feedback loop is what moves the project from a defined process toward a managed one.</w:t>
@@ -2706,12 +4442,15 @@
         <w:rPr>
           <w:b w:val="0"/>
         </w:rPr>
-        <w:t>On the CMMI scale we place the project at Level 3, Defined, for Configuration Management, because the process is documented, applied the same way every time and enforced by tools. Reaching Level 4 would need quantitative targets, such as a set coverage percentage and defect rate, tracked across releases.</w:t>
+        <w:t>On the CMMI scale, Configuration Management first appears at Level 2, Managed, where basic configuration control, versioning and change management are in place. We place the project at Level 3, Defined, because the process is documented in the SCM plan, applied the same way every time and enforced by tools. Reaching Level 4 would need quantitative targets, such as a set coverage percentage and defect rate, tracked across releases.</w:t>
       </w:r>
     </w:p>
     <w:p>
       <w:pPr>
         <w:pStyle w:val="Heading1"/>
+        <w:pBdr>
+          <w:bottom w:val="single" w:sz="8" w:space="3" w:color="1F2A44"/>
+        </w:pBdr>
       </w:pPr>
       <w:r>
         <w:t>4. SCM Automation</w:t>
@@ -2733,23 +4472,45 @@
         <w:tblStyle w:val="TableGrid"/>
         <w:tblW w:type="auto" w:w="0"/>
         <w:tblLook w:firstColumn="1" w:firstRow="1" w:lastColumn="0" w:lastRow="0" w:noHBand="0" w:noVBand="1" w:val="04A0"/>
+        <w:tblBorders>
+          <w:top w:val="single" w:sz="4" w:color="C9CED6"/>
+          <w:left w:val="single" w:sz="4" w:color="C9CED6"/>
+          <w:bottom w:val="single" w:sz="4" w:color="C9CED6"/>
+          <w:right w:val="single" w:sz="4" w:color="C9CED6"/>
+          <w:insideH w:val="single" w:sz="4" w:color="C9CED6"/>
+          <w:insideV w:val="single" w:sz="4" w:color="C9CED6"/>
+        </w:tblBorders>
+        <w:tblCellMar>
+          <w:top w:w="60" w:type="dxa"/>
+          <w:bottom w:w="60" w:type="dxa"/>
+          <w:left w:w="100" w:type="dxa"/>
+          <w:right w:w="100" w:type="dxa"/>
+        </w:tblCellMar>
       </w:tblPr>
       <w:tblGrid>
-        <w:gridCol w:w="4816"/>
-        <w:gridCol w:w="4816"/>
+        <w:gridCol w:w="4873"/>
+        <w:gridCol w:w="4873"/>
       </w:tblGrid>
       <w:tr>
+        <w:trPr>
+          <w:tblHeader/>
+          <w:cantSplit/>
+        </w:trPr>
         <w:tc>
           <w:tcPr>
             <w:tcW w:type="dxa" w:w="2438"/>
-            <w:shd w:val="clear" w:fill="D9D9D9"/>
+            <w:shd w:val="clear" w:fill="1F2A44"/>
           </w:tcPr>
           <w:p>
+            <w:pPr>
+              <w:keepNext/>
+            </w:pPr>
             <w:r/>
             <w:r>
               <w:rPr>
                 <w:b/>
-                <w:sz w:val="21"/>
+                <w:color w:val="FFFFFF"/>
+                <w:sz w:val="20"/>
               </w:rPr>
               <w:t>Discipline</w:t>
             </w:r>
@@ -2758,14 +4519,18 @@
         <w:tc>
           <w:tcPr>
             <w:tcW w:type="dxa" w:w="6746"/>
-            <w:shd w:val="clear" w:fill="D9D9D9"/>
+            <w:shd w:val="clear" w:fill="1F2A44"/>
           </w:tcPr>
           <w:p>
+            <w:pPr>
+              <w:keepNext/>
+            </w:pPr>
             <w:r/>
             <w:r>
               <w:rPr>
                 <w:b/>
-                <w:sz w:val="21"/>
+                <w:color w:val="FFFFFF"/>
+                <w:sz w:val="20"/>
               </w:rPr>
               <w:t>Tools and automation</w:t>
             </w:r>
@@ -2773,15 +4538,21 @@
         </w:tc>
       </w:tr>
       <w:tr>
+        <w:trPr>
+          <w:cantSplit/>
+        </w:trPr>
         <w:tc>
           <w:tcPr>
             <w:tcW w:type="dxa" w:w="2438"/>
           </w:tcPr>
           <w:p>
+            <w:pPr>
+              <w:spacing w:after="0"/>
+            </w:pPr>
             <w:r/>
             <w:r>
               <w:rPr>
-                <w:sz w:val="21"/>
+                <w:sz w:val="20"/>
               </w:rPr>
               <w:t>Configuration identification</w:t>
             </w:r>
@@ -2792,10 +4563,13 @@
             <w:tcW w:type="dxa" w:w="6746"/>
           </w:tcPr>
           <w:p>
+            <w:pPr>
+              <w:spacing w:after="0"/>
+            </w:pPr>
             <w:r/>
             <w:r>
               <w:rPr>
-                <w:sz w:val="21"/>
+                <w:sz w:val="20"/>
               </w:rPr>
               <w:t>Git LFS for large binary assets. .gitattributes for merge strategy, line endings and diff behaviour per file type. The CSCI to CSU naming scheme with SemVer plus _r revisions.</w:t>
             </w:r>
@@ -2803,15 +4577,22 @@
         </w:tc>
       </w:tr>
       <w:tr>
+        <w:trPr>
+          <w:cantSplit/>
+        </w:trPr>
         <w:tc>
           <w:tcPr>
             <w:tcW w:type="dxa" w:w="2438"/>
+            <w:shd w:val="clear" w:fill="F1F4F8"/>
           </w:tcPr>
           <w:p>
+            <w:pPr>
+              <w:spacing w:after="0"/>
+            </w:pPr>
             <w:r/>
             <w:r>
               <w:rPr>
-                <w:sz w:val="21"/>
+                <w:sz w:val="20"/>
               </w:rPr>
               <w:t>Version control</w:t>
             </w:r>
@@ -2820,12 +4601,16 @@
         <w:tc>
           <w:tcPr>
             <w:tcW w:type="dxa" w:w="6746"/>
+            <w:shd w:val="clear" w:fill="F1F4F8"/>
           </w:tcPr>
           <w:p>
+            <w:pPr>
+              <w:spacing w:after="0"/>
+            </w:pPr>
             <w:r/>
             <w:r>
               <w:rPr>
-                <w:sz w:val="21"/>
+                <w:sz w:val="20"/>
               </w:rPr>
               <w:t>Git with a develop and main branch model, short lived feature branches, and pull requests.</w:t>
             </w:r>
@@ -2833,15 +4618,21 @@
         </w:tc>
       </w:tr>
       <w:tr>
+        <w:trPr>
+          <w:cantSplit/>
+        </w:trPr>
         <w:tc>
           <w:tcPr>
             <w:tcW w:type="dxa" w:w="2438"/>
           </w:tcPr>
           <w:p>
+            <w:pPr>
+              <w:spacing w:after="0"/>
+            </w:pPr>
             <w:r/>
             <w:r>
               <w:rPr>
-                <w:sz w:val="21"/>
+                <w:sz w:val="20"/>
               </w:rPr>
               <w:t>Change control</w:t>
             </w:r>
@@ -2852,10 +4643,13 @@
             <w:tcW w:type="dxa" w:w="6746"/>
           </w:tcPr>
           <w:p>
+            <w:pPr>
+              <w:spacing w:after="0"/>
+            </w:pPr>
             <w:r/>
             <w:r>
               <w:rPr>
-                <w:sz w:val="21"/>
+                <w:sz w:val="20"/>
               </w:rPr>
               <w:t>GitHub Issues with a change request template. GitHub Discussions with an RFC template. Pull requests, branch protection and CODEOWNERS as the change control board. GPG signing of commits and tags. Conventional Commits with commitlint. Commitizen, Husky and lint-staged for local hooks. Dependabot for dependency changes.</w:t>
             </w:r>
@@ -2863,15 +4657,22 @@
         </w:tc>
       </w:tr>
       <w:tr>
+        <w:trPr>
+          <w:cantSplit/>
+        </w:trPr>
         <w:tc>
           <w:tcPr>
             <w:tcW w:type="dxa" w:w="2438"/>
+            <w:shd w:val="clear" w:fill="F1F4F8"/>
           </w:tcPr>
           <w:p>
+            <w:pPr>
+              <w:spacing w:after="0"/>
+            </w:pPr>
             <w:r/>
             <w:r>
               <w:rPr>
-                <w:sz w:val="21"/>
+                <w:sz w:val="20"/>
               </w:rPr>
               <w:t>Status accounting</w:t>
             </w:r>
@@ -2880,12 +4681,16 @@
         <w:tc>
           <w:tcPr>
             <w:tcW w:type="dxa" w:w="6746"/>
+            <w:shd w:val="clear" w:fill="F1F4F8"/>
           </w:tcPr>
           <w:p>
+            <w:pPr>
+              <w:spacing w:after="0"/>
+            </w:pPr>
             <w:r/>
             <w:r>
               <w:rPr>
-                <w:sz w:val="21"/>
+                <w:sz w:val="20"/>
               </w:rPr>
               <w:t>GitHub Projects, Codecov, release-please generated CHANGELOG, the status ledger and the baseline register.</w:t>
             </w:r>
@@ -2893,15 +4698,21 @@
         </w:tc>
       </w:tr>
       <w:tr>
+        <w:trPr>
+          <w:cantSplit/>
+        </w:trPr>
         <w:tc>
           <w:tcPr>
             <w:tcW w:type="dxa" w:w="2438"/>
           </w:tcPr>
           <w:p>
+            <w:pPr>
+              <w:spacing w:after="0"/>
+            </w:pPr>
             <w:r/>
             <w:r>
               <w:rPr>
-                <w:sz w:val="21"/>
+                <w:sz w:val="20"/>
               </w:rPr>
               <w:t>Configuration audit</w:t>
             </w:r>
@@ -2912,10 +4723,13 @@
             <w:tcW w:type="dxa" w:w="6746"/>
           </w:tcPr>
           <w:p>
+            <w:pPr>
+              <w:spacing w:after="0"/>
+            </w:pPr>
             <w:r/>
             <w:r>
               <w:rPr>
-                <w:sz w:val="21"/>
+                <w:sz w:val="20"/>
               </w:rPr>
               <w:t>CodeQL for static analysis. gitleaks for secrets, as a pre commit hook and a CI job. The audit checklist and gate evidence document.</w:t>
             </w:r>
@@ -2923,15 +4737,22 @@
         </w:tc>
       </w:tr>
       <w:tr>
+        <w:trPr>
+          <w:cantSplit/>
+        </w:trPr>
         <w:tc>
           <w:tcPr>
             <w:tcW w:type="dxa" w:w="2438"/>
+            <w:shd w:val="clear" w:fill="F1F4F8"/>
           </w:tcPr>
           <w:p>
+            <w:pPr>
+              <w:spacing w:after="0"/>
+            </w:pPr>
             <w:r/>
             <w:r>
               <w:rPr>
-                <w:sz w:val="21"/>
+                <w:sz w:val="20"/>
               </w:rPr>
               <w:t>Build and release management</w:t>
             </w:r>
@@ -2940,12 +4761,16 @@
         <w:tc>
           <w:tcPr>
             <w:tcW w:type="dxa" w:w="6746"/>
+            <w:shd w:val="clear" w:fill="F1F4F8"/>
           </w:tcPr>
           <w:p>
+            <w:pPr>
+              <w:spacing w:after="0"/>
+            </w:pPr>
             <w:r/>
             <w:r>
               <w:rPr>
-                <w:sz w:val="21"/>
+                <w:sz w:val="20"/>
               </w:rPr>
               <w:t>GitHub Actions for CI and deploy. release-please for version bumps, changelog and tags. GitHub Environments for staging and production with wait timer and required reviewer. Vercel for staging and GitHub Pages for production.</w:t>
             </w:r>
@@ -2955,7 +4780,1225 @@
     </w:tbl>
     <w:p>
       <w:pPr>
-        <w:spacing w:after="40"/>
+        <w:spacing w:after="80"/>
+      </w:pPr>
+    </w:p>
+    <w:p>
+      <w:pPr>
+        <w:spacing w:after="120"/>
+      </w:pPr>
+      <w:r>
+        <w:rPr>
+          <w:b w:val="0"/>
+        </w:rPr>
+        <w:t>The table below explains what each tool does and why it is used in this project.</w:t>
+      </w:r>
+    </w:p>
+    <w:tbl>
+      <w:tblPr>
+        <w:tblStyle w:val="TableGrid"/>
+        <w:tblW w:type="auto" w:w="0"/>
+        <w:tblLook w:firstColumn="1" w:firstRow="1" w:lastColumn="0" w:lastRow="0" w:noHBand="0" w:noVBand="1" w:val="04A0"/>
+        <w:tblBorders>
+          <w:top w:val="single" w:sz="4" w:color="C9CED6"/>
+          <w:left w:val="single" w:sz="4" w:color="C9CED6"/>
+          <w:bottom w:val="single" w:sz="4" w:color="C9CED6"/>
+          <w:right w:val="single" w:sz="4" w:color="C9CED6"/>
+          <w:insideH w:val="single" w:sz="4" w:color="C9CED6"/>
+          <w:insideV w:val="single" w:sz="4" w:color="C9CED6"/>
+        </w:tblBorders>
+        <w:tblCellMar>
+          <w:top w:w="60" w:type="dxa"/>
+          <w:bottom w:w="60" w:type="dxa"/>
+          <w:left w:w="100" w:type="dxa"/>
+          <w:right w:w="100" w:type="dxa"/>
+        </w:tblCellMar>
+      </w:tblPr>
+      <w:tblGrid>
+        <w:gridCol w:w="3249"/>
+        <w:gridCol w:w="3249"/>
+        <w:gridCol w:w="3249"/>
+      </w:tblGrid>
+      <w:tr>
+        <w:trPr>
+          <w:tblHeader/>
+          <w:cantSplit/>
+        </w:trPr>
+        <w:tc>
+          <w:tcPr>
+            <w:tcW w:type="dxa" w:w="2041"/>
+            <w:shd w:val="clear" w:fill="1F2A44"/>
+          </w:tcPr>
+          <w:p>
+            <w:pPr>
+              <w:keepNext/>
+            </w:pPr>
+            <w:r/>
+            <w:r>
+              <w:rPr>
+                <w:b/>
+                <w:color w:val="FFFFFF"/>
+                <w:sz w:val="20"/>
+              </w:rPr>
+              <w:t>Tool</w:t>
+            </w:r>
+          </w:p>
+        </w:tc>
+        <w:tc>
+          <w:tcPr>
+            <w:tcW w:type="dxa" w:w="3515"/>
+            <w:shd w:val="clear" w:fill="1F2A44"/>
+          </w:tcPr>
+          <w:p>
+            <w:pPr>
+              <w:keepNext/>
+            </w:pPr>
+            <w:r/>
+            <w:r>
+              <w:rPr>
+                <w:b/>
+                <w:color w:val="FFFFFF"/>
+                <w:sz w:val="20"/>
+              </w:rPr>
+              <w:t>Function</w:t>
+            </w:r>
+          </w:p>
+        </w:tc>
+        <w:tc>
+          <w:tcPr>
+            <w:tcW w:type="dxa" w:w="3628"/>
+            <w:shd w:val="clear" w:fill="1F2A44"/>
+          </w:tcPr>
+          <w:p>
+            <w:pPr>
+              <w:keepNext/>
+            </w:pPr>
+            <w:r/>
+            <w:r>
+              <w:rPr>
+                <w:b/>
+                <w:color w:val="FFFFFF"/>
+                <w:sz w:val="20"/>
+              </w:rPr>
+              <w:t>Why it is used</w:t>
+            </w:r>
+          </w:p>
+        </w:tc>
+      </w:tr>
+      <w:tr>
+        <w:trPr>
+          <w:cantSplit/>
+        </w:trPr>
+        <w:tc>
+          <w:tcPr>
+            <w:tcW w:type="dxa" w:w="2041"/>
+          </w:tcPr>
+          <w:p>
+            <w:pPr>
+              <w:spacing w:after="0"/>
+            </w:pPr>
+            <w:r/>
+            <w:r>
+              <w:rPr>
+                <w:b/>
+                <w:sz w:val="20"/>
+              </w:rPr>
+              <w:t>Git</w:t>
+            </w:r>
+          </w:p>
+        </w:tc>
+        <w:tc>
+          <w:tcPr>
+            <w:tcW w:type="dxa" w:w="3515"/>
+          </w:tcPr>
+          <w:p>
+            <w:pPr>
+              <w:spacing w:after="0"/>
+            </w:pPr>
+            <w:r/>
+            <w:r>
+              <w:rPr>
+                <w:sz w:val="20"/>
+              </w:rPr>
+              <w:t>Stores every change as a commit and keeps the full history</w:t>
+            </w:r>
+          </w:p>
+        </w:tc>
+        <w:tc>
+          <w:tcPr>
+            <w:tcW w:type="dxa" w:w="3628"/>
+          </w:tcPr>
+          <w:p>
+            <w:pPr>
+              <w:spacing w:after="0"/>
+            </w:pPr>
+            <w:r/>
+            <w:r>
+              <w:rPr>
+                <w:sz w:val="20"/>
+              </w:rPr>
+              <w:t>It is the base for version control and everything else. Without it there is no change history at all.</w:t>
+            </w:r>
+          </w:p>
+        </w:tc>
+      </w:tr>
+      <w:tr>
+        <w:trPr>
+          <w:cantSplit/>
+        </w:trPr>
+        <w:tc>
+          <w:tcPr>
+            <w:tcW w:type="dxa" w:w="2041"/>
+            <w:shd w:val="clear" w:fill="F1F4F8"/>
+          </w:tcPr>
+          <w:p>
+            <w:pPr>
+              <w:spacing w:after="0"/>
+            </w:pPr>
+            <w:r/>
+            <w:r>
+              <w:rPr>
+                <w:b/>
+                <w:sz w:val="20"/>
+              </w:rPr>
+              <w:t>Git LFS</w:t>
+            </w:r>
+          </w:p>
+        </w:tc>
+        <w:tc>
+          <w:tcPr>
+            <w:tcW w:type="dxa" w:w="3515"/>
+            <w:shd w:val="clear" w:fill="F1F4F8"/>
+          </w:tcPr>
+          <w:p>
+            <w:pPr>
+              <w:spacing w:after="0"/>
+            </w:pPr>
+            <w:r/>
+            <w:r>
+              <w:rPr>
+                <w:sz w:val="20"/>
+              </w:rPr>
+              <w:t>Stores large binary files such as images and audio outside the normal Git history</w:t>
+            </w:r>
+          </w:p>
+        </w:tc>
+        <w:tc>
+          <w:tcPr>
+            <w:tcW w:type="dxa" w:w="3628"/>
+            <w:shd w:val="clear" w:fill="F1F4F8"/>
+          </w:tcPr>
+          <w:p>
+            <w:pPr>
+              <w:spacing w:after="0"/>
+            </w:pPr>
+            <w:r/>
+            <w:r>
+              <w:rPr>
+                <w:sz w:val="20"/>
+              </w:rPr>
+              <w:t>Keeps the repository small so it stays quick to clone.</w:t>
+            </w:r>
+          </w:p>
+        </w:tc>
+      </w:tr>
+      <w:tr>
+        <w:trPr>
+          <w:cantSplit/>
+        </w:trPr>
+        <w:tc>
+          <w:tcPr>
+            <w:tcW w:type="dxa" w:w="2041"/>
+          </w:tcPr>
+          <w:p>
+            <w:pPr>
+              <w:spacing w:after="0"/>
+            </w:pPr>
+            <w:r/>
+            <w:r>
+              <w:rPr>
+                <w:b/>
+                <w:sz w:val="20"/>
+              </w:rPr>
+              <w:t>.gitattributes</w:t>
+            </w:r>
+          </w:p>
+        </w:tc>
+        <w:tc>
+          <w:tcPr>
+            <w:tcW w:type="dxa" w:w="3515"/>
+          </w:tcPr>
+          <w:p>
+            <w:pPr>
+              <w:spacing w:after="0"/>
+            </w:pPr>
+            <w:r/>
+            <w:r>
+              <w:rPr>
+                <w:sz w:val="20"/>
+              </w:rPr>
+              <w:t>Sets merge strategy, line endings and diff behaviour for each file type</w:t>
+            </w:r>
+          </w:p>
+        </w:tc>
+        <w:tc>
+          <w:tcPr>
+            <w:tcW w:type="dxa" w:w="3628"/>
+          </w:tcPr>
+          <w:p>
+            <w:pPr>
+              <w:spacing w:after="0"/>
+            </w:pPr>
+            <w:r/>
+            <w:r>
+              <w:rPr>
+                <w:sz w:val="20"/>
+              </w:rPr>
+              <w:t>Avoids line ending churn and stops binary files being damaged by text merges.</w:t>
+            </w:r>
+          </w:p>
+        </w:tc>
+      </w:tr>
+      <w:tr>
+        <w:trPr>
+          <w:cantSplit/>
+        </w:trPr>
+        <w:tc>
+          <w:tcPr>
+            <w:tcW w:type="dxa" w:w="2041"/>
+            <w:shd w:val="clear" w:fill="F1F4F8"/>
+          </w:tcPr>
+          <w:p>
+            <w:pPr>
+              <w:spacing w:after="0"/>
+            </w:pPr>
+            <w:r/>
+            <w:r>
+              <w:rPr>
+                <w:b/>
+                <w:sz w:val="20"/>
+              </w:rPr>
+              <w:t>GPG signing</w:t>
+            </w:r>
+          </w:p>
+        </w:tc>
+        <w:tc>
+          <w:tcPr>
+            <w:tcW w:type="dxa" w:w="3515"/>
+            <w:shd w:val="clear" w:fill="F1F4F8"/>
+          </w:tcPr>
+          <w:p>
+            <w:pPr>
+              <w:spacing w:after="0"/>
+            </w:pPr>
+            <w:r/>
+            <w:r>
+              <w:rPr>
+                <w:sz w:val="20"/>
+              </w:rPr>
+              <w:t>Signs commits and tags with a cryptographic key</w:t>
+            </w:r>
+          </w:p>
+        </w:tc>
+        <w:tc>
+          <w:tcPr>
+            <w:tcW w:type="dxa" w:w="3628"/>
+            <w:shd w:val="clear" w:fill="F1F4F8"/>
+          </w:tcPr>
+          <w:p>
+            <w:pPr>
+              <w:spacing w:after="0"/>
+            </w:pPr>
+            <w:r/>
+            <w:r>
+              <w:rPr>
+                <w:sz w:val="20"/>
+              </w:rPr>
+              <w:t>Proves who approved a change and that it was not altered afterwards.</w:t>
+            </w:r>
+          </w:p>
+        </w:tc>
+      </w:tr>
+      <w:tr>
+        <w:trPr>
+          <w:cantSplit/>
+        </w:trPr>
+        <w:tc>
+          <w:tcPr>
+            <w:tcW w:type="dxa" w:w="2041"/>
+          </w:tcPr>
+          <w:p>
+            <w:pPr>
+              <w:spacing w:after="0"/>
+            </w:pPr>
+            <w:r/>
+            <w:r>
+              <w:rPr>
+                <w:b/>
+                <w:sz w:val="20"/>
+              </w:rPr>
+              <w:t>GitHub Issues</w:t>
+            </w:r>
+          </w:p>
+        </w:tc>
+        <w:tc>
+          <w:tcPr>
+            <w:tcW w:type="dxa" w:w="3515"/>
+          </w:tcPr>
+          <w:p>
+            <w:pPr>
+              <w:spacing w:after="0"/>
+            </w:pPr>
+            <w:r/>
+            <w:r>
+              <w:rPr>
+                <w:sz w:val="20"/>
+              </w:rPr>
+              <w:t>Holds each change request (CR) using a template</w:t>
+            </w:r>
+          </w:p>
+        </w:tc>
+        <w:tc>
+          <w:tcPr>
+            <w:tcW w:type="dxa" w:w="3628"/>
+          </w:tcPr>
+          <w:p>
+            <w:pPr>
+              <w:spacing w:after="0"/>
+            </w:pPr>
+            <w:r/>
+            <w:r>
+              <w:rPr>
+                <w:sz w:val="20"/>
+              </w:rPr>
+              <w:t>Gives every change a written reason and a record.</w:t>
+            </w:r>
+          </w:p>
+        </w:tc>
+      </w:tr>
+      <w:tr>
+        <w:trPr>
+          <w:cantSplit/>
+        </w:trPr>
+        <w:tc>
+          <w:tcPr>
+            <w:tcW w:type="dxa" w:w="2041"/>
+            <w:shd w:val="clear" w:fill="F1F4F8"/>
+          </w:tcPr>
+          <w:p>
+            <w:pPr>
+              <w:spacing w:after="0"/>
+            </w:pPr>
+            <w:r/>
+            <w:r>
+              <w:rPr>
+                <w:b/>
+                <w:sz w:val="20"/>
+              </w:rPr>
+              <w:t>GitHub Discussions</w:t>
+            </w:r>
+          </w:p>
+        </w:tc>
+        <w:tc>
+          <w:tcPr>
+            <w:tcW w:type="dxa" w:w="3515"/>
+            <w:shd w:val="clear" w:fill="F1F4F8"/>
+          </w:tcPr>
+          <w:p>
+            <w:pPr>
+              <w:spacing w:after="0"/>
+            </w:pPr>
+            <w:r/>
+            <w:r>
+              <w:rPr>
+                <w:sz w:val="20"/>
+              </w:rPr>
+              <w:t>Space to debate a proposal using the RFC template before it becomes a CR</w:t>
+            </w:r>
+          </w:p>
+        </w:tc>
+        <w:tc>
+          <w:tcPr>
+            <w:tcW w:type="dxa" w:w="3628"/>
+            <w:shd w:val="clear" w:fill="F1F4F8"/>
+          </w:tcPr>
+          <w:p>
+            <w:pPr>
+              <w:spacing w:after="0"/>
+            </w:pPr>
+            <w:r/>
+            <w:r>
+              <w:rPr>
+                <w:sz w:val="20"/>
+              </w:rPr>
+              <w:t>Stops half formed ideas from being built before anyone has questioned them.</w:t>
+            </w:r>
+          </w:p>
+        </w:tc>
+      </w:tr>
+      <w:tr>
+        <w:trPr>
+          <w:cantSplit/>
+        </w:trPr>
+        <w:tc>
+          <w:tcPr>
+            <w:tcW w:type="dxa" w:w="2041"/>
+          </w:tcPr>
+          <w:p>
+            <w:pPr>
+              <w:spacing w:after="0"/>
+            </w:pPr>
+            <w:r/>
+            <w:r>
+              <w:rPr>
+                <w:b/>
+                <w:sz w:val="20"/>
+              </w:rPr>
+              <w:t>Pull requests, branch protection and CODEOWNERS</w:t>
+            </w:r>
+          </w:p>
+        </w:tc>
+        <w:tc>
+          <w:tcPr>
+            <w:tcW w:type="dxa" w:w="3515"/>
+          </w:tcPr>
+          <w:p>
+            <w:pPr>
+              <w:spacing w:after="0"/>
+            </w:pPr>
+            <w:r/>
+            <w:r>
+              <w:rPr>
+                <w:sz w:val="20"/>
+              </w:rPr>
+              <w:t>Require review and passing checks before a merge, and request review from the listed owners</w:t>
+            </w:r>
+          </w:p>
+        </w:tc>
+        <w:tc>
+          <w:tcPr>
+            <w:tcW w:type="dxa" w:w="3628"/>
+          </w:tcPr>
+          <w:p>
+            <w:pPr>
+              <w:spacing w:after="0"/>
+            </w:pPr>
+            <w:r/>
+            <w:r>
+              <w:rPr>
+                <w:sz w:val="20"/>
+              </w:rPr>
+              <w:t>Act as our change control board, so nothing reaches a protected branch unreviewed.</w:t>
+            </w:r>
+          </w:p>
+        </w:tc>
+      </w:tr>
+      <w:tr>
+        <w:trPr>
+          <w:cantSplit/>
+        </w:trPr>
+        <w:tc>
+          <w:tcPr>
+            <w:tcW w:type="dxa" w:w="2041"/>
+            <w:shd w:val="clear" w:fill="F1F4F8"/>
+          </w:tcPr>
+          <w:p>
+            <w:pPr>
+              <w:spacing w:after="0"/>
+            </w:pPr>
+            <w:r/>
+            <w:r>
+              <w:rPr>
+                <w:b/>
+                <w:sz w:val="20"/>
+              </w:rPr>
+              <w:t>GitHub Projects</w:t>
+            </w:r>
+          </w:p>
+        </w:tc>
+        <w:tc>
+          <w:tcPr>
+            <w:tcW w:type="dxa" w:w="3515"/>
+            <w:shd w:val="clear" w:fill="F1F4F8"/>
+          </w:tcPr>
+          <w:p>
+            <w:pPr>
+              <w:spacing w:after="0"/>
+            </w:pPr>
+            <w:r/>
+            <w:r>
+              <w:rPr>
+                <w:sz w:val="20"/>
+              </w:rPr>
+              <w:t>Shows work as a live board of open, in progress and done items</w:t>
+            </w:r>
+          </w:p>
+        </w:tc>
+        <w:tc>
+          <w:tcPr>
+            <w:tcW w:type="dxa" w:w="3628"/>
+            <w:shd w:val="clear" w:fill="F1F4F8"/>
+          </w:tcPr>
+          <w:p>
+            <w:pPr>
+              <w:spacing w:after="0"/>
+            </w:pPr>
+            <w:r/>
+            <w:r>
+              <w:rPr>
+                <w:sz w:val="20"/>
+              </w:rPr>
+              <w:t>Lets us see what is finished and what is still open.</w:t>
+            </w:r>
+          </w:p>
+        </w:tc>
+      </w:tr>
+      <w:tr>
+        <w:trPr>
+          <w:cantSplit/>
+        </w:trPr>
+        <w:tc>
+          <w:tcPr>
+            <w:tcW w:type="dxa" w:w="2041"/>
+          </w:tcPr>
+          <w:p>
+            <w:pPr>
+              <w:spacing w:after="0"/>
+            </w:pPr>
+            <w:r/>
+            <w:r>
+              <w:rPr>
+                <w:b/>
+                <w:sz w:val="20"/>
+              </w:rPr>
+              <w:t>GitHub Environments</w:t>
+            </w:r>
+          </w:p>
+        </w:tc>
+        <w:tc>
+          <w:tcPr>
+            <w:tcW w:type="dxa" w:w="3515"/>
+          </w:tcPr>
+          <w:p>
+            <w:pPr>
+              <w:spacing w:after="0"/>
+            </w:pPr>
+            <w:r/>
+            <w:r>
+              <w:rPr>
+                <w:sz w:val="20"/>
+              </w:rPr>
+              <w:t>Defines staging and production with a wait timer and a required reviewer</w:t>
+            </w:r>
+          </w:p>
+        </w:tc>
+        <w:tc>
+          <w:tcPr>
+            <w:tcW w:type="dxa" w:w="3628"/>
+          </w:tcPr>
+          <w:p>
+            <w:pPr>
+              <w:spacing w:after="0"/>
+            </w:pPr>
+            <w:r/>
+            <w:r>
+              <w:rPr>
+                <w:sz w:val="20"/>
+              </w:rPr>
+              <w:t>Makes each promotion to production an explicit, approved step.</w:t>
+            </w:r>
+          </w:p>
+        </w:tc>
+      </w:tr>
+      <w:tr>
+        <w:trPr>
+          <w:cantSplit/>
+        </w:trPr>
+        <w:tc>
+          <w:tcPr>
+            <w:tcW w:type="dxa" w:w="2041"/>
+            <w:shd w:val="clear" w:fill="F1F4F8"/>
+          </w:tcPr>
+          <w:p>
+            <w:pPr>
+              <w:spacing w:after="0"/>
+            </w:pPr>
+            <w:r/>
+            <w:r>
+              <w:rPr>
+                <w:b/>
+                <w:sz w:val="20"/>
+              </w:rPr>
+              <w:t>GitHub Actions</w:t>
+            </w:r>
+          </w:p>
+        </w:tc>
+        <w:tc>
+          <w:tcPr>
+            <w:tcW w:type="dxa" w:w="3515"/>
+            <w:shd w:val="clear" w:fill="F1F4F8"/>
+          </w:tcPr>
+          <w:p>
+            <w:pPr>
+              <w:spacing w:after="0"/>
+            </w:pPr>
+            <w:r/>
+            <w:r>
+              <w:rPr>
+                <w:sz w:val="20"/>
+              </w:rPr>
+              <w:t>Runs lint, typecheck, tests, build, deploy and release workflows automatically</w:t>
+            </w:r>
+          </w:p>
+        </w:tc>
+        <w:tc>
+          <w:tcPr>
+            <w:tcW w:type="dxa" w:w="3628"/>
+            <w:shd w:val="clear" w:fill="F1F4F8"/>
+          </w:tcPr>
+          <w:p>
+            <w:pPr>
+              <w:spacing w:after="0"/>
+            </w:pPr>
+            <w:r/>
+            <w:r>
+              <w:rPr>
+                <w:sz w:val="20"/>
+              </w:rPr>
+              <w:t>Removes manual repeated steps that are easy to forget.</w:t>
+            </w:r>
+          </w:p>
+        </w:tc>
+      </w:tr>
+      <w:tr>
+        <w:trPr>
+          <w:cantSplit/>
+        </w:trPr>
+        <w:tc>
+          <w:tcPr>
+            <w:tcW w:type="dxa" w:w="2041"/>
+          </w:tcPr>
+          <w:p>
+            <w:pPr>
+              <w:spacing w:after="0"/>
+            </w:pPr>
+            <w:r/>
+            <w:r>
+              <w:rPr>
+                <w:b/>
+                <w:sz w:val="20"/>
+              </w:rPr>
+              <w:t>release-please</w:t>
+            </w:r>
+          </w:p>
+        </w:tc>
+        <w:tc>
+          <w:tcPr>
+            <w:tcW w:type="dxa" w:w="3515"/>
+          </w:tcPr>
+          <w:p>
+            <w:pPr>
+              <w:spacing w:after="0"/>
+            </w:pPr>
+            <w:r/>
+            <w:r>
+              <w:rPr>
+                <w:sz w:val="20"/>
+              </w:rPr>
+              <w:t>Reads commit messages, bumps the version, writes the CHANGELOG and cuts the tag</w:t>
+            </w:r>
+          </w:p>
+        </w:tc>
+        <w:tc>
+          <w:tcPr>
+            <w:tcW w:type="dxa" w:w="3628"/>
+          </w:tcPr>
+          <w:p>
+            <w:pPr>
+              <w:spacing w:after="0"/>
+            </w:pPr>
+            <w:r/>
+            <w:r>
+              <w:rPr>
+                <w:sz w:val="20"/>
+              </w:rPr>
+              <w:t>Keeps version numbers and release notes consistent without manual work.</w:t>
+            </w:r>
+          </w:p>
+        </w:tc>
+      </w:tr>
+      <w:tr>
+        <w:trPr>
+          <w:cantSplit/>
+        </w:trPr>
+        <w:tc>
+          <w:tcPr>
+            <w:tcW w:type="dxa" w:w="2041"/>
+            <w:shd w:val="clear" w:fill="F1F4F8"/>
+          </w:tcPr>
+          <w:p>
+            <w:pPr>
+              <w:spacing w:after="0"/>
+            </w:pPr>
+            <w:r/>
+            <w:r>
+              <w:rPr>
+                <w:b/>
+                <w:sz w:val="20"/>
+              </w:rPr>
+              <w:t>Codecov</w:t>
+            </w:r>
+          </w:p>
+        </w:tc>
+        <w:tc>
+          <w:tcPr>
+            <w:tcW w:type="dxa" w:w="3515"/>
+            <w:shd w:val="clear" w:fill="F1F4F8"/>
+          </w:tcPr>
+          <w:p>
+            <w:pPr>
+              <w:spacing w:after="0"/>
+            </w:pPr>
+            <w:r/>
+            <w:r>
+              <w:rPr>
+                <w:sz w:val="20"/>
+              </w:rPr>
+              <w:t>Reports how much of the code the tests cover</w:t>
+            </w:r>
+          </w:p>
+        </w:tc>
+        <w:tc>
+          <w:tcPr>
+            <w:tcW w:type="dxa" w:w="3628"/>
+            <w:shd w:val="clear" w:fill="F1F4F8"/>
+          </w:tcPr>
+          <w:p>
+            <w:pPr>
+              <w:spacing w:after="0"/>
+            </w:pPr>
+            <w:r/>
+            <w:r>
+              <w:rPr>
+                <w:sz w:val="20"/>
+              </w:rPr>
+              <w:t>Makes test status a number, so falling coverage is noticed.</w:t>
+            </w:r>
+          </w:p>
+        </w:tc>
+      </w:tr>
+      <w:tr>
+        <w:trPr>
+          <w:cantSplit/>
+        </w:trPr>
+        <w:tc>
+          <w:tcPr>
+            <w:tcW w:type="dxa" w:w="2041"/>
+          </w:tcPr>
+          <w:p>
+            <w:pPr>
+              <w:spacing w:after="0"/>
+            </w:pPr>
+            <w:r/>
+            <w:r>
+              <w:rPr>
+                <w:b/>
+                <w:sz w:val="20"/>
+              </w:rPr>
+              <w:t>CodeQL</w:t>
+            </w:r>
+          </w:p>
+        </w:tc>
+        <w:tc>
+          <w:tcPr>
+            <w:tcW w:type="dxa" w:w="3515"/>
+          </w:tcPr>
+          <w:p>
+            <w:pPr>
+              <w:spacing w:after="0"/>
+            </w:pPr>
+            <w:r/>
+            <w:r>
+              <w:rPr>
+                <w:sz w:val="20"/>
+              </w:rPr>
+              <w:t>Scans the code for known insecure patterns</w:t>
+            </w:r>
+          </w:p>
+        </w:tc>
+        <w:tc>
+          <w:tcPr>
+            <w:tcW w:type="dxa" w:w="3628"/>
+          </w:tcPr>
+          <w:p>
+            <w:pPr>
+              <w:spacing w:after="0"/>
+            </w:pPr>
+            <w:r/>
+            <w:r>
+              <w:rPr>
+                <w:sz w:val="20"/>
+              </w:rPr>
+              <w:t>Catches vulnerabilities before a baseline is approved, and supports the configuration audit.</w:t>
+            </w:r>
+          </w:p>
+        </w:tc>
+      </w:tr>
+      <w:tr>
+        <w:trPr>
+          <w:cantSplit/>
+        </w:trPr>
+        <w:tc>
+          <w:tcPr>
+            <w:tcW w:type="dxa" w:w="2041"/>
+            <w:shd w:val="clear" w:fill="F1F4F8"/>
+          </w:tcPr>
+          <w:p>
+            <w:pPr>
+              <w:spacing w:after="0"/>
+            </w:pPr>
+            <w:r/>
+            <w:r>
+              <w:rPr>
+                <w:b/>
+                <w:sz w:val="20"/>
+              </w:rPr>
+              <w:t>Dependabot</w:t>
+            </w:r>
+          </w:p>
+        </w:tc>
+        <w:tc>
+          <w:tcPr>
+            <w:tcW w:type="dxa" w:w="3515"/>
+            <w:shd w:val="clear" w:fill="F1F4F8"/>
+          </w:tcPr>
+          <w:p>
+            <w:pPr>
+              <w:spacing w:after="0"/>
+            </w:pPr>
+            <w:r/>
+            <w:r>
+              <w:rPr>
+                <w:sz w:val="20"/>
+              </w:rPr>
+              <w:t>Opens pull requests for outdated or vulnerable dependencies</w:t>
+            </w:r>
+          </w:p>
+        </w:tc>
+        <w:tc>
+          <w:tcPr>
+            <w:tcW w:type="dxa" w:w="3628"/>
+            <w:shd w:val="clear" w:fill="F1F4F8"/>
+          </w:tcPr>
+          <w:p>
+            <w:pPr>
+              <w:spacing w:after="0"/>
+            </w:pPr>
+            <w:r/>
+            <w:r>
+              <w:rPr>
+                <w:sz w:val="20"/>
+              </w:rPr>
+              <w:t>Tracks third party items as configuration items and keeps known flaws from staying unpatched.</w:t>
+            </w:r>
+          </w:p>
+        </w:tc>
+      </w:tr>
+      <w:tr>
+        <w:trPr>
+          <w:cantSplit/>
+        </w:trPr>
+        <w:tc>
+          <w:tcPr>
+            <w:tcW w:type="dxa" w:w="2041"/>
+          </w:tcPr>
+          <w:p>
+            <w:pPr>
+              <w:spacing w:after="0"/>
+            </w:pPr>
+            <w:r/>
+            <w:r>
+              <w:rPr>
+                <w:b/>
+                <w:sz w:val="20"/>
+              </w:rPr>
+              <w:t>gitleaks</w:t>
+            </w:r>
+          </w:p>
+        </w:tc>
+        <w:tc>
+          <w:tcPr>
+            <w:tcW w:type="dxa" w:w="3515"/>
+          </w:tcPr>
+          <w:p>
+            <w:pPr>
+              <w:spacing w:after="0"/>
+            </w:pPr>
+            <w:r/>
+            <w:r>
+              <w:rPr>
+                <w:sz w:val="20"/>
+              </w:rPr>
+              <w:t>Blocks secrets in staged files and scans the history in CI</w:t>
+            </w:r>
+          </w:p>
+        </w:tc>
+        <w:tc>
+          <w:tcPr>
+            <w:tcW w:type="dxa" w:w="3628"/>
+          </w:tcPr>
+          <w:p>
+            <w:pPr>
+              <w:spacing w:after="0"/>
+            </w:pPr>
+            <w:r/>
+            <w:r>
+              <w:rPr>
+                <w:sz w:val="20"/>
+              </w:rPr>
+              <w:t>A secret that reaches Git history is very hard to remove, so it is stopped early.</w:t>
+            </w:r>
+          </w:p>
+        </w:tc>
+      </w:tr>
+      <w:tr>
+        <w:trPr>
+          <w:cantSplit/>
+        </w:trPr>
+        <w:tc>
+          <w:tcPr>
+            <w:tcW w:type="dxa" w:w="2041"/>
+            <w:shd w:val="clear" w:fill="F1F4F8"/>
+          </w:tcPr>
+          <w:p>
+            <w:pPr>
+              <w:spacing w:after="0"/>
+            </w:pPr>
+            <w:r/>
+            <w:r>
+              <w:rPr>
+                <w:b/>
+                <w:sz w:val="20"/>
+              </w:rPr>
+              <w:t>Conventional Commits and commitlint</w:t>
+            </w:r>
+          </w:p>
+        </w:tc>
+        <w:tc>
+          <w:tcPr>
+            <w:tcW w:type="dxa" w:w="3515"/>
+            <w:shd w:val="clear" w:fill="F1F4F8"/>
+          </w:tcPr>
+          <w:p>
+            <w:pPr>
+              <w:spacing w:after="0"/>
+            </w:pPr>
+            <w:r/>
+            <w:r>
+              <w:rPr>
+                <w:sz w:val="20"/>
+              </w:rPr>
+              <w:t>Enforce a fixed commit message format in a hook and on PR titles</w:t>
+            </w:r>
+          </w:p>
+        </w:tc>
+        <w:tc>
+          <w:tcPr>
+            <w:tcW w:type="dxa" w:w="3628"/>
+            <w:shd w:val="clear" w:fill="F1F4F8"/>
+          </w:tcPr>
+          <w:p>
+            <w:pPr>
+              <w:spacing w:after="0"/>
+            </w:pPr>
+            <w:r/>
+            <w:r>
+              <w:rPr>
+                <w:sz w:val="20"/>
+              </w:rPr>
+              <w:t>Makes history readable by machines, so release-please can build the changelog.</w:t>
+            </w:r>
+          </w:p>
+        </w:tc>
+      </w:tr>
+      <w:tr>
+        <w:trPr>
+          <w:cantSplit/>
+        </w:trPr>
+        <w:tc>
+          <w:tcPr>
+            <w:tcW w:type="dxa" w:w="2041"/>
+          </w:tcPr>
+          <w:p>
+            <w:pPr>
+              <w:spacing w:after="0"/>
+            </w:pPr>
+            <w:r/>
+            <w:r>
+              <w:rPr>
+                <w:b/>
+                <w:sz w:val="20"/>
+              </w:rPr>
+              <w:t>Commitizen, Husky and lint-staged</w:t>
+            </w:r>
+          </w:p>
+        </w:tc>
+        <w:tc>
+          <w:tcPr>
+            <w:tcW w:type="dxa" w:w="3515"/>
+          </w:tcPr>
+          <w:p>
+            <w:pPr>
+              <w:spacing w:after="0"/>
+            </w:pPr>
+            <w:r/>
+            <w:r>
+              <w:rPr>
+                <w:sz w:val="20"/>
+              </w:rPr>
+              <w:t>Guide the commit message and run checks in local Git hooks</w:t>
+            </w:r>
+          </w:p>
+        </w:tc>
+        <w:tc>
+          <w:tcPr>
+            <w:tcW w:type="dxa" w:w="3628"/>
+          </w:tcPr>
+          <w:p>
+            <w:pPr>
+              <w:spacing w:after="0"/>
+            </w:pPr>
+            <w:r/>
+            <w:r>
+              <w:rPr>
+                <w:sz w:val="20"/>
+              </w:rPr>
+              <w:t>Catch bad commits, lint errors and secrets on the developer machine before they reach GitHub.</w:t>
+            </w:r>
+          </w:p>
+        </w:tc>
+      </w:tr>
+      <w:tr>
+        <w:trPr>
+          <w:cantSplit/>
+        </w:trPr>
+        <w:tc>
+          <w:tcPr>
+            <w:tcW w:type="dxa" w:w="2041"/>
+            <w:shd w:val="clear" w:fill="F1F4F8"/>
+          </w:tcPr>
+          <w:p>
+            <w:pPr>
+              <w:spacing w:after="0"/>
+            </w:pPr>
+            <w:r/>
+            <w:r>
+              <w:rPr>
+                <w:b/>
+                <w:sz w:val="20"/>
+              </w:rPr>
+              <w:t>Vercel</w:t>
+            </w:r>
+          </w:p>
+        </w:tc>
+        <w:tc>
+          <w:tcPr>
+            <w:tcW w:type="dxa" w:w="3515"/>
+            <w:shd w:val="clear" w:fill="F1F4F8"/>
+          </w:tcPr>
+          <w:p>
+            <w:pPr>
+              <w:spacing w:after="0"/>
+            </w:pPr>
+            <w:r/>
+            <w:r>
+              <w:rPr>
+                <w:sz w:val="20"/>
+              </w:rPr>
+              <w:t>Hosts the staging build made from develop</w:t>
+            </w:r>
+          </w:p>
+        </w:tc>
+        <w:tc>
+          <w:tcPr>
+            <w:tcW w:type="dxa" w:w="3628"/>
+            <w:shd w:val="clear" w:fill="F1F4F8"/>
+          </w:tcPr>
+          <w:p>
+            <w:pPr>
+              <w:spacing w:after="0"/>
+            </w:pPr>
+            <w:r/>
+            <w:r>
+              <w:rPr>
+                <w:sz w:val="20"/>
+              </w:rPr>
+              <w:t>Lets a change be checked in a live environment before production.</w:t>
+            </w:r>
+          </w:p>
+        </w:tc>
+      </w:tr>
+      <w:tr>
+        <w:trPr>
+          <w:cantSplit/>
+        </w:trPr>
+        <w:tc>
+          <w:tcPr>
+            <w:tcW w:type="dxa" w:w="2041"/>
+          </w:tcPr>
+          <w:p>
+            <w:pPr>
+              <w:spacing w:after="0"/>
+            </w:pPr>
+            <w:r/>
+            <w:r>
+              <w:rPr>
+                <w:b/>
+                <w:sz w:val="20"/>
+              </w:rPr>
+              <w:t>GitHub Pages</w:t>
+            </w:r>
+          </w:p>
+        </w:tc>
+        <w:tc>
+          <w:tcPr>
+            <w:tcW w:type="dxa" w:w="3515"/>
+          </w:tcPr>
+          <w:p>
+            <w:pPr>
+              <w:spacing w:after="0"/>
+            </w:pPr>
+            <w:r/>
+            <w:r>
+              <w:rPr>
+                <w:sz w:val="20"/>
+              </w:rPr>
+              <w:t>Hosts the production build made from version tags</w:t>
+            </w:r>
+          </w:p>
+        </w:tc>
+        <w:tc>
+          <w:tcPr>
+            <w:tcW w:type="dxa" w:w="3628"/>
+          </w:tcPr>
+          <w:p>
+            <w:pPr>
+              <w:spacing w:after="0"/>
+            </w:pPr>
+            <w:r/>
+            <w:r>
+              <w:rPr>
+                <w:sz w:val="20"/>
+              </w:rPr>
+              <w:t>Publishes only tagged, approved releases.</w:t>
+            </w:r>
+          </w:p>
+        </w:tc>
+      </w:tr>
+    </w:tbl>
+    <w:p>
+      <w:pPr>
+        <w:spacing w:after="80"/>
       </w:pPr>
     </w:p>
     <w:p>
@@ -2972,6 +6015,9 @@
     <w:p>
       <w:pPr>
         <w:pStyle w:val="Heading1"/>
+        <w:pBdr>
+          <w:bottom w:val="single" w:sz="8" w:space="3" w:color="1F2A44"/>
+        </w:pBdr>
       </w:pPr>
       <w:r>
         <w:t>Conclusion</w:t>
@@ -2989,13 +6035,41 @@
       </w:r>
     </w:p>
     <w:sectPr>
+      <w:footerReference w:type="default" r:id="rId9"/>
       <w:pgSz w:w="12240" w:h="15840"/>
-      <w:pgMar w:top="1247" w:right="1304" w:bottom="1247" w:left="1304" w:header="720" w:footer="720" w:gutter="0"/>
+      <w:pgMar w:top="1134" w:right="1247" w:bottom="1134" w:left="1247" w:header="720" w:footer="720" w:gutter="0"/>
       <w:cols w:space="720"/>
       <w:docGrid w:linePitch="360"/>
     </w:sectPr>
   </w:body>
 </w:document>
+</file>
+
+<file path=word/footer1.xml><?xml version="1.0" encoding="utf-8"?>
+<w:ftr xmlns:m="http://schemas.openxmlformats.org/officeDocument/2006/math" xmlns:mc="http://schemas.openxmlformats.org/markup-compatibility/2006" xmlns:mo="http://schemas.microsoft.com/office/mac/office/2008/main" xmlns:mv="urn:schemas-microsoft-com:mac:vml" xmlns:o="urn:schemas-microsoft-com:office:office" xmlns:r="http://schemas.openxmlformats.org/officeDocument/2006/relationships" xmlns:v="urn:schemas-microsoft-com:vml" xmlns:w10="urn:schemas-microsoft-com:office:word" xmlns:w14="http://schemas.microsoft.com/office/word/2010/wordml" xmlns:w="http://schemas.openxmlformats.org/wordprocessingml/2006/main" xmlns:wne="http://schemas.microsoft.com/office/word/2006/wordml" xmlns:wp14="http://schemas.microsoft.com/office/word/2010/wordprocessingDrawing" xmlns:wp="http://schemas.openxmlformats.org/drawingml/2006/wordprocessingDrawing" xmlns:wpc="http://schemas.microsoft.com/office/word/2010/wordprocessingCanvas" xmlns:wpg="http://schemas.microsoft.com/office/word/2010/wordprocessingGroup" xmlns:wpi="http://schemas.microsoft.com/office/word/2010/wordprocessingInk" xmlns:wps="http://schemas.microsoft.com/office/word/2010/wordprocessingShape" mc:Ignorable="w14 wp14">
+  <w:p>
+    <w:pPr>
+      <w:pStyle w:val="Footer"/>
+      <w:jc w:val="center"/>
+    </w:pPr>
+    <w:r>
+      <w:rPr>
+        <w:color w:val="555B66"/>
+        <w:sz w:val="18"/>
+      </w:rPr>
+      <w:t xml:space="preserve">Merge Conflict  |  SCM Review 2  |  Page </w:t>
+    </w:r>
+    <w:r>
+      <w:rPr>
+        <w:color w:val="555B66"/>
+        <w:sz w:val="18"/>
+      </w:rPr>
+      <w:fldChar w:fldCharType="begin"/>
+      <w:instrText xml:space="preserve">PAGE</w:instrText>
+      <w:fldChar w:fldCharType="end"/>
+    </w:r>
+  </w:p>
+</w:ftr>
 </file>
 
 <file path=word/numbering.xml><?xml version="1.0" encoding="utf-8"?>
@@ -3361,9 +6435,13 @@
     <w:name w:val="Normal"/>
     <w:qFormat/>
     <w:rsid w:val="00FC693F"/>
+    <w:pPr>
+      <w:spacing w:line="276" w:lineRule="auto"/>
+    </w:pPr>
     <w:rPr>
-      <w:rFonts w:ascii="Times New Roman" w:hAnsi="Times New Roman" w:eastAsia="Times New Roman"/>
-      <w:sz w:val="24"/>
+      <w:rFonts w:ascii="Calibri" w:hAnsi="Calibri" w:eastAsia="Calibri"/>
+      <w:color w:val="22262E"/>
+      <w:sz w:val="22"/>
     </w:rPr>
   </w:style>
   <w:style w:type="paragraph" w:styleId="Header">
@@ -3421,14 +6499,15 @@
     <w:pPr>
       <w:keepNext/>
       <w:keepLines/>
-      <w:spacing w:before="480" w:after="0"/>
+      <w:spacing w:before="320" w:after="120"/>
       <w:outlineLvl w:val="0"/>
     </w:pPr>
     <w:rPr>
-      <w:rFonts w:asciiTheme="majorHAnsi" w:eastAsiaTheme="majorEastAsia" w:hAnsiTheme="majorHAnsi" w:cstheme="majorBidi" w:ascii="Times New Roman" w:hAnsi="Times New Roman" w:eastAsia="Times New Roman"/>
+      <w:rFonts w:asciiTheme="majorHAnsi" w:eastAsiaTheme="majorEastAsia" w:hAnsiTheme="majorHAnsi" w:cstheme="majorBidi" w:ascii="Calibri" w:hAnsi="Calibri" w:eastAsia="Calibri"/>
       <w:b/>
       <w:bCs/>
-      <w:sz w:val="30"/>
+      <w:color w:val="1F2A44"/>
+      <w:sz w:val="34"/>
       <w:szCs w:val="28"/>
     </w:rPr>
   </w:style>
@@ -3444,13 +6523,14 @@
     <w:pPr>
       <w:keepNext/>
       <w:keepLines/>
-      <w:spacing w:before="200" w:after="0"/>
+      <w:spacing w:before="200" w:after="120"/>
       <w:outlineLvl w:val="1"/>
     </w:pPr>
     <w:rPr>
-      <w:rFonts w:asciiTheme="majorHAnsi" w:eastAsiaTheme="majorEastAsia" w:hAnsiTheme="majorHAnsi" w:cstheme="majorBidi" w:ascii="Times New Roman" w:hAnsi="Times New Roman" w:eastAsia="Times New Roman"/>
+      <w:rFonts w:asciiTheme="majorHAnsi" w:eastAsiaTheme="majorEastAsia" w:hAnsiTheme="majorHAnsi" w:cstheme="majorBidi" w:ascii="Calibri" w:hAnsi="Calibri" w:eastAsia="Calibri"/>
       <w:b/>
       <w:bCs/>
+      <w:color w:val="0F766E"/>
       <w:sz w:val="26"/>
       <w:szCs w:val="26"/>
     </w:rPr>
